--- a/Website Specifications.docx
+++ b/Website Specifications.docx
@@ -76,37 +76,59 @@
         <w:t xml:space="preserve">             </w:t>
       </w:r>
       <w:r>
-        <mc:AlternateContent>
-          <mc:Choice Requires="wps">
-            <w:drawing>
-              <wp:inline wp14:editId="66A94B17" wp14:anchorId="336635D3">
-                <wp:extent cx="2870200" cy="323850"/>
-                <wp:effectExtent l="0" t="0" r="25400" b="19050"/>
-                <wp:docPr id="46410636" name="drawing"/>
-                <wp:cNvGraphicFramePr>
-                  <a:graphicFrameLocks/>
+        <w:rPr>
+          <w:noProof/>
+        </w:rPr>
+        <mc:AlternateContent xmlns:mc="http://schemas.openxmlformats.org/markup-compatibility/2006">
+          <mc:Choice xmlns:mc="http://schemas.openxmlformats.org/markup-compatibility/2006" Requires="wps">
+            <w:drawing xmlns:w="http://schemas.openxmlformats.org/wordprocessingml/2006/main">
+              <wp:inline xmlns:wp14="http://schemas.microsoft.com/office/word/2010/wordprocessingDrawing" xmlns:wp="http://schemas.openxmlformats.org/drawingml/2006/wordprocessingDrawing" wp14:anchorId="5A839F48" wp14:editId="36F34131">
+                <wp:extent xmlns:wp="http://schemas.openxmlformats.org/drawingml/2006/wordprocessingDrawing" cx="2870200" cy="323850"/>
+                <wp:effectExtent xmlns:wp="http://schemas.openxmlformats.org/drawingml/2006/wordprocessingDrawing" l="0" t="0" r="25400" b="19050"/>
+                <wp:docPr xmlns:wp="http://schemas.openxmlformats.org/drawingml/2006/wordprocessingDrawing" id="11585585" name="drawing"/>
+                <wp:cNvGraphicFramePr xmlns:wp="http://schemas.openxmlformats.org/drawingml/2006/wordprocessingDrawing">
+                  <a:graphicFrameLocks xmlns:a="http://schemas.openxmlformats.org/drawingml/2006/main"/>
                 </wp:cNvGraphicFramePr>
-                <a:graphic>
-                  <a:graphicData xmlns:a="http://schemas.openxmlformats.org/drawingml/2006/main" uri="http://schemas.microsoft.com/office/word/2010/wordprocessingShape">
+                <a:graphic xmlns:a="http://schemas.openxmlformats.org/drawingml/2006/main">
+                  <a:graphicData uri="http://schemas.microsoft.com/office/word/2010/wordprocessingShape">
                     <wps:wsp xmlns:wps="http://schemas.microsoft.com/office/word/2010/wordprocessingShape">
                       <wps:cNvSpPr/>
                       <wps:spPr>
-                        <a:xfrm xmlns:a="http://schemas.openxmlformats.org/drawingml/2006/main">
+                        <a:xfrm>
                           <a:off x="0" y="0"/>
                           <a:ext cx="2870200" cy="323850"/>
                         </a:xfrm>
-                        <a:prstGeom xmlns:a="http://schemas.openxmlformats.org/drawingml/2006/main" prst="rect">
+                        <a:prstGeom prst="rect">
                           <a:avLst/>
                         </a:prstGeom>
-                        <a:solidFill xmlns:a="http://schemas.openxmlformats.org/drawingml/2006/main">
+                        <a:solidFill>
                           <a:schemeClr val="lt1"/>
                         </a:solidFill>
-                        <a:ln xmlns:a="http://schemas.openxmlformats.org/drawingml/2006/main">
+                        <a:ln>
                           <a:solidFill>
                             <a:srgbClr val="000000"/>
                           </a:solidFill>
                         </a:ln>
                       </wps:spPr>
+                      <wps:txbx>
+                        <w:txbxContent xmlns:w="http://schemas.openxmlformats.org/wordprocessingml/2006/main">
+                          <w:p>
+                            <w:pPr>
+                              <w:rPr>
+                                <w:kern w:val="0"/>
+                                <w:lang w:val="en-US"/>
+                                <w14:ligatures xmlns:w14="http://schemas.microsoft.com/office/word/2010/wordml" w14:val="none"/>
+                              </w:rPr>
+                            </w:pPr>
+                            <w:r>
+                              <w:rPr>
+                                <w:lang w:val="en-US"/>
+                              </w:rPr>
+                              <w:t>cse25-207</w:t>
+                            </w:r>
+                          </w:p>
+                        </w:txbxContent>
+                      </wps:txbx>
                       <wps:bodyPr anchor="t"/>
                     </wps:wsp>
                   </a:graphicData>
@@ -114,13 +136,7 @@
               </wp:inline>
             </w:drawing>
           </mc:Choice>
-          <mc:Fallback>
-            <w:pict xmlns:w="http://schemas.openxmlformats.org/wordprocessingml/2006/main">
-              <v:rect xmlns:w14="http://schemas.microsoft.com/office/word/2010/wordml" xmlns:o="urn:schemas-microsoft-com:office:office" xmlns:v="urn:schemas-microsoft-com:vml" id="Rectangle 1" style="width:226pt;height:25.5pt;visibility:visible;mso-wrap-style:square;mso-left-percent:-10001;mso-top-percent:-10001;mso-position-horizontal:absolute;mso-position-horizontal-relative:char;mso-position-vertical:absolute;mso-position-vertical-relative:line;mso-left-percent:-10001;mso-top-percent:-10001;v-text-anchor:top" o:spid="_x0000_s1026" fillcolor="white [3201]" w14:anchorId="1D2EBA70" o:gfxdata="UEsDBBQABgAIAAAAIQC2gziS/gAAAOEBAAATAAAAW0NvbnRlbnRfVHlwZXNdLnhtbJSRQU7DMBBF&#10;90jcwfIWJU67QAgl6YK0S0CoHGBkTxKLZGx5TGhvj5O2G0SRWNoz/78nu9wcxkFMGNg6quQqL6RA&#10;0s5Y6ir5vt9lD1JwBDIwOMJKHpHlpr69KfdHjyxSmriSfYz+USnWPY7AufNIadK6MEJMx9ApD/oD&#10;OlTrorhX2lFEilmcO2RdNtjC5xDF9pCuTyYBB5bi6bQ4syoJ3g9WQ0ymaiLzg5KdCXlKLjvcW893&#10;SUOqXwnz5DrgnHtJTxOsQfEKIT7DmDSUCaxw7Rqn8787ZsmRM9e2VmPeBN4uqYvTtW7jvijg9N/y&#10;JsXecLq0q+WD6m8AAAD//wMAUEsDBBQABgAIAAAAIQA4/SH/1gAAAJQBAAALAAAAX3JlbHMvLnJl&#10;bHOkkMFqwzAMhu+DvYPRfXGawxijTi+j0GvpHsDYimMaW0Yy2fr2M4PBMnrbUb/Q94l/f/hMi1qR&#10;JVI2sOt6UJgd+ZiDgffL8ekFlFSbvV0oo4EbChzGx4f9GRdb25HMsYhqlCwG5lrLq9biZkxWOiqY&#10;22YiTra2kYMu1l1tQD30/bPm3wwYN0x18gb45AdQl1tp5j/sFB2T0FQ7R0nTNEV3j6o9feQzro1i&#10;OWA14Fm+Q8a1a8+Bvu/d/dMb2JY5uiPbhG/ktn4cqGU/er3pcvwCAAD//wMAUEsDBBQABgAIAAAA&#10;IQAhkODEggEAABUDAAAOAAAAZHJzL2Uyb0RvYy54bWysUsFu2zAMvQ/oPwi6L3JSbAuMOD2s6C7D&#10;WqDbByiyFAuQRIFU4+TvS2ldsi23YT7Qoqj3SD5yc3eMQRwskoc0yOWik8ImA6NP+0H++P7wfi0F&#10;FZ1GHSDZQZ4sybvtzbvNnHu7ggnCaFEwSaJ+zoOcSsm9UmQmGzUtINvEQQcYdWEX92pEPTN7DGrV&#10;dR/VDDhmBGOJ+Pb+Z1BuG79z1pRH58gWEQbJtZVmsdldtWq70f0edZ68eStD/0MVUfvESc9U97po&#10;8YL+iip6g0DgysJAVOCcN7b1wN0su7+6eZ50tq0XFofyWSb6f7Tm2+E5PyHLMGfqiY+1i6PDWP9c&#10;nzg2sU5nseyxCMOXq/WnjicgheHY7ep2/aGpqS7ojFS+WIiiHgaJPIymkT58pcIZ+emvJzUZQfDj&#10;gw+hOXUB7OeA4qB5dKEs66gY8cerkK6BuN+dYV37rpHMU6Hq0nM97WA8PaHQyUzAK1IargZY+5b7&#10;bU/qcH/3G9Flm7evAAAA//8DAFBLAwQUAAYACAAAACEAXnOQ8NkAAAAEAQAADwAAAGRycy9kb3du&#10;cmV2LnhtbEyPwWrDMBBE74X+g9hCb42UkITgWg6mtNdCkxzSm2JtLFNrZSzZsf++217ay8Awy8zb&#10;fD/5VozYxyaQhuVCgUCqgm2o1nA6vj3tQMRkyJo2EGqYMcK+uL/LTWbDjT5wPKRacAnFzGhwKXWZ&#10;lLFy6E1chA6Js2vovUls+1ra3ty43LdypdRWetMQLzjT4YvD6usweA277XByNI/vR+/Wr+o8l5/X&#10;ptT68WEqn0EknNLfMfzgMzoUzHQJA9koWg38SPpVztabFduLhs1SgSxy+R+++AYAAP//AwBQSwEC&#10;LQAUAAYACAAAACEAtoM4kv4AAADhAQAAEwAAAAAAAAAAAAAAAAAAAAAAW0NvbnRlbnRfVHlwZXNd&#10;LnhtbFBLAQItABQABgAIAAAAIQA4/SH/1gAAAJQBAAALAAAAAAAAAAAAAAAAAC8BAABfcmVscy8u&#10;cmVsc1BLAQItABQABgAIAAAAIQAhkODEggEAABUDAAAOAAAAAAAAAAAAAAAAAC4CAABkcnMvZTJv&#10;RG9jLnhtbFBLAQItABQABgAIAAAAIQBec5Dw2QAAAAQBAAAPAAAAAAAAAAAAAAAAANwDAABkcnMv&#10;ZG93bnJldi54bWxQSwUGAAAAAAQABADzAAAA4gQAAAAA&#10;">
-                <w10:anchorlock xmlns:w10="urn:schemas-microsoft-com:office:word"/>
-              </v:rect>
-            </w:pict>
-          </mc:Fallback>
+          <mc:Fallback xmlns:mc="http://schemas.openxmlformats.org/markup-compatibility/2006"/>
         </mc:AlternateContent>
       </w:r>
     </w:p>
@@ -159,37 +175,59 @@
         <w:t xml:space="preserve">    </w:t>
       </w:r>
       <w:r>
-        <mc:AlternateContent>
-          <mc:Choice Requires="wps">
-            <w:drawing>
-              <wp:inline wp14:editId="63E5733D" wp14:anchorId="5D5F54AB">
-                <wp:extent cx="3714750" cy="374650"/>
-                <wp:effectExtent l="0" t="0" r="19050" b="25400"/>
-                <wp:docPr id="1625744877" name="drawing"/>
-                <wp:cNvGraphicFramePr>
-                  <a:graphicFrameLocks/>
+        <w:rPr>
+          <w:noProof/>
+        </w:rPr>
+        <mc:AlternateContent xmlns:mc="http://schemas.openxmlformats.org/markup-compatibility/2006">
+          <mc:Choice xmlns:mc="http://schemas.openxmlformats.org/markup-compatibility/2006" Requires="wps">
+            <w:drawing xmlns:w="http://schemas.openxmlformats.org/wordprocessingml/2006/main">
+              <wp:inline xmlns:wp14="http://schemas.microsoft.com/office/word/2010/wordprocessingDrawing" xmlns:wp="http://schemas.openxmlformats.org/drawingml/2006/wordprocessingDrawing" wp14:anchorId="3AA47B70" wp14:editId="2FA6DA29">
+                <wp:extent xmlns:wp="http://schemas.openxmlformats.org/drawingml/2006/wordprocessingDrawing" cx="3714750" cy="374650"/>
+                <wp:effectExtent xmlns:wp="http://schemas.openxmlformats.org/drawingml/2006/wordprocessingDrawing" l="0" t="0" r="19050" b="25400"/>
+                <wp:docPr xmlns:wp="http://schemas.openxmlformats.org/drawingml/2006/wordprocessingDrawing" id="1759178498" name="drawing"/>
+                <wp:cNvGraphicFramePr xmlns:wp="http://schemas.openxmlformats.org/drawingml/2006/wordprocessingDrawing">
+                  <a:graphicFrameLocks xmlns:a="http://schemas.openxmlformats.org/drawingml/2006/main"/>
                 </wp:cNvGraphicFramePr>
-                <a:graphic>
-                  <a:graphicData xmlns:a="http://schemas.openxmlformats.org/drawingml/2006/main" uri="http://schemas.microsoft.com/office/word/2010/wordprocessingShape">
+                <a:graphic xmlns:a="http://schemas.openxmlformats.org/drawingml/2006/main">
+                  <a:graphicData uri="http://schemas.microsoft.com/office/word/2010/wordprocessingShape">
                     <wps:wsp xmlns:wps="http://schemas.microsoft.com/office/word/2010/wordprocessingShape">
                       <wps:cNvSpPr/>
                       <wps:spPr>
-                        <a:xfrm xmlns:a="http://schemas.openxmlformats.org/drawingml/2006/main">
+                        <a:xfrm>
                           <a:off x="0" y="0"/>
                           <a:ext cx="3714750" cy="374650"/>
                         </a:xfrm>
-                        <a:prstGeom xmlns:a="http://schemas.openxmlformats.org/drawingml/2006/main" prst="rect">
+                        <a:prstGeom prst="rect">
                           <a:avLst/>
                         </a:prstGeom>
-                        <a:solidFill xmlns:a="http://schemas.openxmlformats.org/drawingml/2006/main">
+                        <a:solidFill>
                           <a:schemeClr val="lt1"/>
                         </a:solidFill>
-                        <a:ln xmlns:a="http://schemas.openxmlformats.org/drawingml/2006/main">
+                        <a:ln>
                           <a:solidFill>
                             <a:srgbClr val="000000"/>
                           </a:solidFill>
                         </a:ln>
                       </wps:spPr>
+                      <wps:txbx>
+                        <w:txbxContent xmlns:w="http://schemas.openxmlformats.org/wordprocessingml/2006/main">
+                          <w:p>
+                            <w:pPr>
+                              <w:rPr>
+                                <w:kern w:val="0"/>
+                                <w:lang w:val="en-US"/>
+                                <w14:ligatures xmlns:w14="http://schemas.microsoft.com/office/word/2010/wordml" w14:val="none"/>
+                              </w:rPr>
+                            </w:pPr>
+                            <w:r>
+                              <w:rPr>
+                                <w:lang w:val="en-US"/>
+                              </w:rPr>
+                              <w:t>Lefika Oteng Rantsebele</w:t>
+                            </w:r>
+                          </w:p>
+                        </w:txbxContent>
+                      </wps:txbx>
                       <wps:bodyPr anchor="t"/>
                     </wps:wsp>
                   </a:graphicData>
@@ -197,13 +235,7 @@
               </wp:inline>
             </w:drawing>
           </mc:Choice>
-          <mc:Fallback>
-            <w:pict xmlns:w="http://schemas.openxmlformats.org/wordprocessingml/2006/main">
-              <v:rect xmlns:w14="http://schemas.microsoft.com/office/word/2010/wordml" xmlns:o="urn:schemas-microsoft-com:office:office" xmlns:v="urn:schemas-microsoft-com:vml" id="Rectangle 1" style="width:292.5pt;height:29.5pt;visibility:visible;mso-wrap-style:square;mso-left-percent:-10001;mso-top-percent:-10001;mso-position-horizontal:absolute;mso-position-horizontal-relative:char;mso-position-vertical:absolute;mso-position-vertical-relative:line;mso-left-percent:-10001;mso-top-percent:-10001;v-text-anchor:top" o:spid="_x0000_s1026" fillcolor="white [3201]" w14:anchorId="196E382D" o:gfxdata="UEsDBBQABgAIAAAAIQC2gziS/gAAAOEBAAATAAAAW0NvbnRlbnRfVHlwZXNdLnhtbJSRQU7DMBBF&#10;90jcwfIWJU67QAgl6YK0S0CoHGBkTxKLZGx5TGhvj5O2G0SRWNoz/78nu9wcxkFMGNg6quQqL6RA&#10;0s5Y6ir5vt9lD1JwBDIwOMJKHpHlpr69KfdHjyxSmriSfYz+USnWPY7AufNIadK6MEJMx9ApD/oD&#10;OlTrorhX2lFEilmcO2RdNtjC5xDF9pCuTyYBB5bi6bQ4syoJ3g9WQ0ymaiLzg5KdCXlKLjvcW893&#10;SUOqXwnz5DrgnHtJTxOsQfEKIT7DmDSUCaxw7Rqn8787ZsmRM9e2VmPeBN4uqYvTtW7jvijg9N/y&#10;JsXecLq0q+WD6m8AAAD//wMAUEsDBBQABgAIAAAAIQA4/SH/1gAAAJQBAAALAAAAX3JlbHMvLnJl&#10;bHOkkMFqwzAMhu+DvYPRfXGawxijTi+j0GvpHsDYimMaW0Yy2fr2M4PBMnrbUb/Q94l/f/hMi1qR&#10;JVI2sOt6UJgd+ZiDgffL8ekFlFSbvV0oo4EbChzGx4f9GRdb25HMsYhqlCwG5lrLq9biZkxWOiqY&#10;22YiTra2kYMu1l1tQD30/bPm3wwYN0x18gb45AdQl1tp5j/sFB2T0FQ7R0nTNEV3j6o9feQzro1i&#10;OWA14Fm+Q8a1a8+Bvu/d/dMb2JY5uiPbhG/ktn4cqGU/er3pcvwCAAD//wMAUEsDBBQABgAIAAAA&#10;IQA+DG/RgAEAABUDAAAOAAAAZHJzL2Uyb0RvYy54bWysUsGOEzEMvSPxD1HuNNPdZYtGne6B1XJB&#10;sNLCB6SZpBMpiSM7dNq/x8mWFugNMQePHdsvfi9ePxxiEHuL5CENcrnopLDJwOjTbpDfvz29+yAF&#10;FZ1GHSDZQR4tyYfN2zfrOff2BiYIo0XBIIn6OQ9yKiX3SpGZbNS0gGwTJx1g1IVD3KkR9czoMaib&#10;rrtXM+CYEYwl4tPH16TcNHznrClfnSNbRBgkz1aaxWa31arNWvc71Hny5jSG/ocpovaJLz1DPeqi&#10;xQ/0V1DRGwQCVxYGogLnvLGNA7NZdn+xeZl0to0Li0P5LBP9P1jzZf+Sn5FlmDP1xG5lcXAY65/n&#10;E4cm1vEslj0UYfjwdrW8W71nTQ3nbld39+wzjLp0Z6TyyUIU1Rkk8mM0jfT+M5XX0l8l9TKC4Mcn&#10;H0IL6gLYjwHFXvPThbI8gf9RFdJ1I+6257aufdedPGRtVRfO1dvCeHxGoZOZgFektL6aYO0bsdOe&#10;1Mf9PW5Al23e/AQAAP//AwBQSwMEFAAGAAgAAAAhAODLl8/YAAAABAEAAA8AAABkcnMvZG93bnJl&#10;di54bWxMj0FPwzAMhe9I/IfISNxYAmJTKU2nCsEViW2Hccsar6lonKpJu/bfY7jAxfLTs56/V2xn&#10;34kJh9gG0nC/UiCQ6mBbajQc9m93GYiYDFnTBUINC0bYltdXhcltuNAHTrvUCA6hmBsNLqU+lzLW&#10;Dr2Jq9AjsXcOgzeJ5dBIO5gLh/tOPii1kd60xB+c6fHFYf21G72GbDMeHC3T+967x1d1XKrPc1tp&#10;fXszV88gEs7p7xh+8BkdSmY6hZFsFJ0GLpJ+J3vrbM3yxMuTAlkW8j98+Q0AAP//AwBQSwECLQAU&#10;AAYACAAAACEAtoM4kv4AAADhAQAAEwAAAAAAAAAAAAAAAAAAAAAAW0NvbnRlbnRfVHlwZXNdLnht&#10;bFBLAQItABQABgAIAAAAIQA4/SH/1gAAAJQBAAALAAAAAAAAAAAAAAAAAC8BAABfcmVscy8ucmVs&#10;c1BLAQItABQABgAIAAAAIQA+DG/RgAEAABUDAAAOAAAAAAAAAAAAAAAAAC4CAABkcnMvZTJvRG9j&#10;LnhtbFBLAQItABQABgAIAAAAIQDgy5fP2AAAAAQBAAAPAAAAAAAAAAAAAAAAANoDAABkcnMvZG93&#10;bnJldi54bWxQSwUGAAAAAAQABADzAAAA3wQAAAAA&#10;">
-                <w10:anchorlock xmlns:w10="urn:schemas-microsoft-com:office:word"/>
-              </v:rect>
-            </w:pict>
-          </mc:Fallback>
+          <mc:Fallback xmlns:mc="http://schemas.openxmlformats.org/markup-compatibility/2006"/>
         </mc:AlternateContent>
       </w:r>
     </w:p>
@@ -232,37 +264,57 @@
         <w:t xml:space="preserve">                      </w:t>
       </w:r>
       <w:r>
-        <mc:AlternateContent>
-          <mc:Choice Requires="wps">
-            <w:drawing>
-              <wp:inline wp14:editId="52944A57" wp14:anchorId="1A38A2A3">
-                <wp:extent cx="3409950" cy="355600"/>
-                <wp:effectExtent l="0" t="0" r="19050" b="25400"/>
-                <wp:docPr id="692793208" name="drawing"/>
-                <wp:cNvGraphicFramePr>
-                  <a:graphicFrameLocks/>
-                </wp:cNvGraphicFramePr>
-                <a:graphic>
-                  <a:graphicData xmlns:a="http://schemas.openxmlformats.org/drawingml/2006/main" uri="http://schemas.microsoft.com/office/word/2010/wordprocessingShape">
+        <w:rPr>
+          <w:noProof/>
+        </w:rPr>
+        <mc:AlternateContent xmlns:mc="http://schemas.openxmlformats.org/markup-compatibility/2006">
+          <mc:Choice xmlns:mc="http://schemas.openxmlformats.org/markup-compatibility/2006" Requires="wps">
+            <w:drawing xmlns:w="http://schemas.openxmlformats.org/wordprocessingml/2006/main">
+              <wp:inline xmlns:wp14="http://schemas.microsoft.com/office/word/2010/wordprocessingDrawing" xmlns:wp="http://schemas.openxmlformats.org/drawingml/2006/wordprocessingDrawing" wp14:anchorId="7E212A89" wp14:editId="4E9B27F1">
+                <wp:extent xmlns:wp="http://schemas.openxmlformats.org/drawingml/2006/wordprocessingDrawing" cx="3409950" cy="355600"/>
+                <wp:effectExtent xmlns:wp="http://schemas.openxmlformats.org/drawingml/2006/wordprocessingDrawing" l="0" t="0" r="19050" b="25400"/>
+                <wp:docPr xmlns:wp="http://schemas.openxmlformats.org/drawingml/2006/wordprocessingDrawing" id="85977004" name="drawing"/>
+                <wp:cNvGraphicFramePr xmlns:wp="http://schemas.openxmlformats.org/drawingml/2006/wordprocessingDrawing"/>
+                <a:graphic xmlns:a="http://schemas.openxmlformats.org/drawingml/2006/main">
+                  <a:graphicData uri="http://schemas.microsoft.com/office/word/2010/wordprocessingShape">
                     <wps:wsp xmlns:wps="http://schemas.microsoft.com/office/word/2010/wordprocessingShape">
                       <wps:cNvSpPr/>
                       <wps:spPr>
-                        <a:xfrm xmlns:a="http://schemas.openxmlformats.org/drawingml/2006/main">
+                        <a:xfrm>
                           <a:off x="0" y="0"/>
                           <a:ext cx="3409950" cy="355600"/>
                         </a:xfrm>
-                        <a:prstGeom xmlns:a="http://schemas.openxmlformats.org/drawingml/2006/main" prst="rect">
+                        <a:prstGeom prst="rect">
                           <a:avLst/>
                         </a:prstGeom>
-                        <a:solidFill xmlns:a="http://schemas.openxmlformats.org/drawingml/2006/main">
+                        <a:solidFill>
                           <a:schemeClr val="lt1"/>
                         </a:solidFill>
-                        <a:ln xmlns:a="http://schemas.openxmlformats.org/drawingml/2006/main">
+                        <a:ln>
                           <a:solidFill>
                             <a:srgbClr val="000000"/>
                           </a:solidFill>
                         </a:ln>
                       </wps:spPr>
+                      <wps:txbx>
+                        <w:txbxContent xmlns:w="http://schemas.openxmlformats.org/wordprocessingml/2006/main">
+                          <w:p>
+                            <w:pPr>
+                              <w:rPr>
+                                <w:kern w:val="0"/>
+                                <w:lang w:val="en-US"/>
+                                <w14:ligatures xmlns:w14="http://schemas.microsoft.com/office/word/2010/wordml" w14:val="none"/>
+                              </w:rPr>
+                            </w:pPr>
+                            <w:r>
+                              <w:rPr>
+                                <w:lang w:val="en-US"/>
+                              </w:rPr>
+                              <w:t>cse1-1</w:t>
+                            </w:r>
+                          </w:p>
+                        </w:txbxContent>
+                      </wps:txbx>
                       <wps:bodyPr anchor="t"/>
                     </wps:wsp>
                   </a:graphicData>
@@ -270,13 +322,7 @@
               </wp:inline>
             </w:drawing>
           </mc:Choice>
-          <mc:Fallback>
-            <w:pict xmlns:w="http://schemas.openxmlformats.org/wordprocessingml/2006/main">
-              <v:rect xmlns:w14="http://schemas.microsoft.com/office/word/2010/wordml" xmlns:o="urn:schemas-microsoft-com:office:office" xmlns:v="urn:schemas-microsoft-com:vml" id="Rectangle 1" style="width:268.5pt;height:28pt;visibility:visible;mso-wrap-style:square;mso-left-percent:-10001;mso-top-percent:-10001;mso-position-horizontal:absolute;mso-position-horizontal-relative:char;mso-position-vertical:absolute;mso-position-vertical-relative:line;mso-left-percent:-10001;mso-top-percent:-10001;v-text-anchor:top" o:spid="_x0000_s1026" fillcolor="white [3201]" w14:anchorId="55F6551E" o:gfxdata="UEsDBBQABgAIAAAAIQC2gziS/gAAAOEBAAATAAAAW0NvbnRlbnRfVHlwZXNdLnhtbJSRQU7DMBBF&#10;90jcwfIWJU67QAgl6YK0S0CoHGBkTxKLZGx5TGhvj5O2G0SRWNoz/78nu9wcxkFMGNg6quQqL6RA&#10;0s5Y6ir5vt9lD1JwBDIwOMJKHpHlpr69KfdHjyxSmriSfYz+USnWPY7AufNIadK6MEJMx9ApD/oD&#10;OlTrorhX2lFEilmcO2RdNtjC5xDF9pCuTyYBB5bi6bQ4syoJ3g9WQ0ymaiLzg5KdCXlKLjvcW893&#10;SUOqXwnz5DrgnHtJTxOsQfEKIT7DmDSUCaxw7Rqn8787ZsmRM9e2VmPeBN4uqYvTtW7jvijg9N/y&#10;JsXecLq0q+WD6m8AAAD//wMAUEsDBBQABgAIAAAAIQA4/SH/1gAAAJQBAAALAAAAX3JlbHMvLnJl&#10;bHOkkMFqwzAMhu+DvYPRfXGawxijTi+j0GvpHsDYimMaW0Yy2fr2M4PBMnrbUb/Q94l/f/hMi1qR&#10;JVI2sOt6UJgd+ZiDgffL8ekFlFSbvV0oo4EbChzGx4f9GRdb25HMsYhqlCwG5lrLq9biZkxWOiqY&#10;22YiTra2kYMu1l1tQD30/bPm3wwYN0x18gb45AdQl1tp5j/sFB2T0FQ7R0nTNEV3j6o9feQzro1i&#10;OWA14Fm+Q8a1a8+Bvu/d/dMb2JY5uiPbhG/ktn4cqGU/er3pcvwCAAD//wMAUEsDBBQABgAIAAAA&#10;IQAuBT97gwEAABUDAAAOAAAAZHJzL2Uyb0RvYy54bWysUsFu2zAMvQ/oPwi6N3LapViNOD2s6C7D&#10;VqDrByiyFAuQRIHU4uTvR2ldsi23YT7Qoqj3SD5y/XCIQewtkoc0yOWik8ImA6NPu0G+fnu6/iAF&#10;FZ1GHSDZQR4tyYfN1bv1nHt7AxOE0aJgkkT9nAc5lZJ7pchMNmpaQLaJgw4w6sIu7tSIemb2GNRN&#10;192pGXDMCMYS8e3jz6DcNH7nrClfnSNbRBgk11aaxWa31arNWvc71Hny5q0M/Q9VRO0TJz1RPeqi&#10;xXf0F1TRGwQCVxYGogLnvLGtB+5m2f3Vzcuks229sDiUTzLR/6M1X/Yv+RlZhjlTT3ysXRwcxvrn&#10;+sShiXU8iWUPRRi+vH3f3d+vWFPDsdvV6q5raqozOiOVTxaiqIdBIg+jaaT3n6lwRn7660lNRhD8&#10;+ORDaE5dAPsxoNhrHl0oyzoqRvzxKqRLIO62J1jXvksk81SoOvdcT1sYj88odDIT8IqUhqsB1r7l&#10;ftuTOtzf/UZ03ubNDwAAAP//AwBQSwMEFAAGAAgAAAAhADXvt7vZAAAABAEAAA8AAABkcnMvZG93&#10;bnJldi54bWxMj81OwzAQhO9IvIO1SNyozV+oQpwqQnBFou0Bbm68jSPidRQ7afL2LFzoZbWjWc1+&#10;U2xm34kJh9gG0nC7UiCQ6mBbajTsd283axAxGbKmC4QaFoywKS8vCpPbcKIPnLapERxCMTcaXEp9&#10;LmWsHXoTV6FHYu8YBm8Sy6GRdjAnDvedvFMqk960xB+c6fHFYf29Hb2GdTbuHS3T+867h1f1uVRf&#10;x7bS+vpqrp5BJJzT/zH84jM6lMx0CCPZKDoNXCT9TfYe759YHnjJFMiykOfw5Q8AAAD//wMAUEsB&#10;Ai0AFAAGAAgAAAAhALaDOJL+AAAA4QEAABMAAAAAAAAAAAAAAAAAAAAAAFtDb250ZW50X1R5cGVz&#10;XS54bWxQSwECLQAUAAYACAAAACEAOP0h/9YAAACUAQAACwAAAAAAAAAAAAAAAAAvAQAAX3JlbHMv&#10;LnJlbHNQSwECLQAUAAYACAAAACEALgU/e4MBAAAVAwAADgAAAAAAAAAAAAAAAAAuAgAAZHJzL2Uy&#10;b0RvYy54bWxQSwECLQAUAAYACAAAACEANe+3u9kAAAAEAQAADwAAAAAAAAAAAAAAAADdAwAAZHJz&#10;L2Rvd25yZXYueG1sUEsFBgAAAAAEAAQA8wAAAOMEAAAAAA==&#10;">
-                <w10:anchorlock xmlns:w10="urn:schemas-microsoft-com:office:word"/>
-              </v:rect>
-            </w:pict>
-          </mc:Fallback>
+          <mc:Fallback xmlns:mc="http://schemas.openxmlformats.org/markup-compatibility/2006"/>
         </mc:AlternateContent>
       </w:r>
     </w:p>
@@ -322,37 +368,62 @@
         <w:t xml:space="preserve">   </w:t>
       </w:r>
       <w:r>
-        <mc:AlternateContent>
-          <mc:Choice Requires="wps">
-            <w:drawing>
-              <wp:inline wp14:editId="68E76839" wp14:anchorId="093BB10A">
-                <wp:extent cx="4140200" cy="361950"/>
-                <wp:effectExtent l="0" t="0" r="12700" b="19050"/>
-                <wp:docPr id="1747896070" name="drawing"/>
-                <wp:cNvGraphicFramePr>
-                  <a:graphicFrameLocks/>
+        <w:rPr>
+          <w:noProof/>
+        </w:rPr>
+        <mc:AlternateContent xmlns:mc="http://schemas.openxmlformats.org/markup-compatibility/2006">
+          <mc:Choice xmlns:mc="http://schemas.openxmlformats.org/markup-compatibility/2006" Requires="wps">
+            <w:drawing xmlns:w="http://schemas.openxmlformats.org/wordprocessingml/2006/main">
+              <wp:inline xmlns:wp14="http://schemas.microsoft.com/office/word/2010/wordprocessingDrawing" xmlns:wp="http://schemas.openxmlformats.org/drawingml/2006/wordprocessingDrawing" wp14:anchorId="4C52F202" wp14:editId="5EC35F19">
+                <wp:extent xmlns:wp="http://schemas.openxmlformats.org/drawingml/2006/wordprocessingDrawing" cx="4140200" cy="361950"/>
+                <wp:effectExtent xmlns:wp="http://schemas.openxmlformats.org/drawingml/2006/wordprocessingDrawing" l="0" t="0" r="12700" b="19050"/>
+                <wp:docPr xmlns:wp="http://schemas.openxmlformats.org/drawingml/2006/wordprocessingDrawing" id="6351004" name="drawing"/>
+                <wp:cNvGraphicFramePr xmlns:wp="http://schemas.openxmlformats.org/drawingml/2006/wordprocessingDrawing">
+                  <a:graphicFrameLocks xmlns:a="http://schemas.openxmlformats.org/drawingml/2006/main"/>
                 </wp:cNvGraphicFramePr>
-                <a:graphic>
-                  <a:graphicData xmlns:a="http://schemas.openxmlformats.org/drawingml/2006/main" uri="http://schemas.microsoft.com/office/word/2010/wordprocessingShape">
+                <a:graphic xmlns:a="http://schemas.openxmlformats.org/drawingml/2006/main">
+                  <a:graphicData uri="http://schemas.microsoft.com/office/word/2010/wordprocessingShape">
                     <wps:wsp xmlns:wps="http://schemas.microsoft.com/office/word/2010/wordprocessingShape">
                       <wps:cNvSpPr/>
                       <wps:spPr>
-                        <a:xfrm xmlns:a="http://schemas.openxmlformats.org/drawingml/2006/main">
+                        <a:xfrm>
                           <a:off x="0" y="0"/>
                           <a:ext cx="4140200" cy="361950"/>
                         </a:xfrm>
-                        <a:prstGeom xmlns:a="http://schemas.openxmlformats.org/drawingml/2006/main" prst="rect">
+                        <a:prstGeom prst="rect">
                           <a:avLst/>
                         </a:prstGeom>
-                        <a:solidFill xmlns:a="http://schemas.openxmlformats.org/drawingml/2006/main">
+                        <a:solidFill>
                           <a:schemeClr val="lt1"/>
                         </a:solidFill>
-                        <a:ln xmlns:a="http://schemas.openxmlformats.org/drawingml/2006/main">
+                        <a:ln>
                           <a:solidFill>
                             <a:srgbClr val="000000"/>
                           </a:solidFill>
                         </a:ln>
                       </wps:spPr>
+                      <wps:txbx>
+                        <w:txbxContent xmlns:w="http://schemas.openxmlformats.org/wordprocessingml/2006/main">
+                          <w:p>
+                            <w:pPr>
+                              <w:spacing w:line="276" w:lineRule="auto"/>
+                              <w:rPr>
+                                <w:rFonts w:ascii="Aptos" w:hAnsi="Aptos"/>
+                                <w:kern w:val="0"/>
+                                <w:lang w:val="en-US"/>
+                                <w14:ligatures xmlns:w14="http://schemas.microsoft.com/office/word/2010/wordml" w14:val="none"/>
+                              </w:rPr>
+                            </w:pPr>
+                            <w:r>
+                              <w:rPr>
+                                <w:rFonts w:ascii="Aptos" w:hAnsi="Aptos"/>
+                                <w:lang w:val="en-US"/>
+                              </w:rPr>
+                              <w:t>SCIS WMD_2026 A01</w:t>
+                            </w:r>
+                          </w:p>
+                        </w:txbxContent>
+                      </wps:txbx>
                       <wps:bodyPr anchor="t"/>
                     </wps:wsp>
                   </a:graphicData>
@@ -360,13 +431,7 @@
               </wp:inline>
             </w:drawing>
           </mc:Choice>
-          <mc:Fallback>
-            <w:pict xmlns:w="http://schemas.openxmlformats.org/wordprocessingml/2006/main">
-              <v:rect xmlns:w14="http://schemas.microsoft.com/office/word/2010/wordml" xmlns:o="urn:schemas-microsoft-com:office:office" xmlns:v="urn:schemas-microsoft-com:vml" id="Rectangle 1" style="width:326pt;height:28.5pt;visibility:visible;mso-wrap-style:square;mso-left-percent:-10001;mso-top-percent:-10001;mso-position-horizontal:absolute;mso-position-horizontal-relative:char;mso-position-vertical:absolute;mso-position-vertical-relative:line;mso-left-percent:-10001;mso-top-percent:-10001;v-text-anchor:top" o:spid="_x0000_s1026" fillcolor="white [3201]" w14:anchorId="6B63E908" o:gfxdata="UEsDBBQABgAIAAAAIQC2gziS/gAAAOEBAAATAAAAW0NvbnRlbnRfVHlwZXNdLnhtbJSRQU7DMBBF&#10;90jcwfIWJU67QAgl6YK0S0CoHGBkTxKLZGx5TGhvj5O2G0SRWNoz/78nu9wcxkFMGNg6quQqL6RA&#10;0s5Y6ir5vt9lD1JwBDIwOMJKHpHlpr69KfdHjyxSmriSfYz+USnWPY7AufNIadK6MEJMx9ApD/oD&#10;OlTrorhX2lFEilmcO2RdNtjC5xDF9pCuTyYBB5bi6bQ4syoJ3g9WQ0ymaiLzg5KdCXlKLjvcW893&#10;SUOqXwnz5DrgnHtJTxOsQfEKIT7DmDSUCaxw7Rqn8787ZsmRM9e2VmPeBN4uqYvTtW7jvijg9N/y&#10;JsXecLq0q+WD6m8AAAD//wMAUEsDBBQABgAIAAAAIQA4/SH/1gAAAJQBAAALAAAAX3JlbHMvLnJl&#10;bHOkkMFqwzAMhu+DvYPRfXGawxijTi+j0GvpHsDYimMaW0Yy2fr2M4PBMnrbUb/Q94l/f/hMi1qR&#10;JVI2sOt6UJgd+ZiDgffL8ekFlFSbvV0oo4EbChzGx4f9GRdb25HMsYhqlCwG5lrLq9biZkxWOiqY&#10;22YiTra2kYMu1l1tQD30/bPm3wwYN0x18gb45AdQl1tp5j/sFB2T0FQ7R0nTNEV3j6o9feQzro1i&#10;OWA14Fm+Q8a1a8+Bvu/d/dMb2JY5uiPbhG/ktn4cqGU/er3pcvwCAAD//wMAUEsDBBQABgAIAAAA&#10;IQAsGeRfggEAABUDAAAOAAAAZHJzL2Uyb0RvYy54bWysUsFu2zAMvQ/YPwi6L7LbrtiMOD206C7D&#10;VqDrByiyFAuQRIHU4uTvR2ldsi23YT7Qoqj3SD5yfXeIQewtkoc0yn7VSWGTgcmn3Shfvj2++yAF&#10;FZ0mHSDZUR4tybvN2zfrJQ/2CmYIk0XBJImGJY9yLiUPSpGZbdS0gmwTBx1g1IVd3KkJ9cLsMair&#10;rrtVC+CUEYwl4tuHn0G5afzOWVO+Oke2iDBKrq00i81uq1WbtR52qPPszWsZ+h+qiNonTnqietBF&#10;i+/oL6iiNwgErqwMRAXOeWNbD9xN3/3VzfOss229sDiUTzLR/6M1X/bP+QlZhiXTQHysXRwcxvrn&#10;+sShiXU8iWUPRRi+vOlvOp6AFIZj17f9x/dNTXVGZ6TyyUIU9TBK5GE0jfT+MxXOyE9/PanJCIKf&#10;Hn0IzakLYO8Dir3m0YXS11Ex4o9XIV0Ccbc9wbr2XSKZp0LVued62sJ0fEKhk5mBV6Q0XA2w9i33&#10;657U4f7uN6LzNm9+AAAA//8DAFBLAwQUAAYACAAAACEAmyhyDNkAAAAEAQAADwAAAGRycy9kb3du&#10;cmV2LnhtbEyPwU7DMBBE70j8g7VI3KhNRUMV4lQRgisSbQ9wc+NtHBGvo9hJk79n4QKXkUazmnlb&#10;7GbfiQmH2AbScL9SIJDqYFtqNBwPr3dbEDEZsqYLhBoWjLArr68Kk9twoXec9qkRXEIxNxpcSn0u&#10;ZawdehNXoUfi7BwGbxLboZF2MBcu951cK5VJb1riBWd6fHZYf+1Hr2GbjUdHy/R28O7hRX0s1ee5&#10;rbS+vZmrJxAJ5/R3DD/4jA4lM53CSDaKTgM/kn6Vs2yzZnvSsHlUIMtC/ocvvwEAAP//AwBQSwEC&#10;LQAUAAYACAAAACEAtoM4kv4AAADhAQAAEwAAAAAAAAAAAAAAAAAAAAAAW0NvbnRlbnRfVHlwZXNd&#10;LnhtbFBLAQItABQABgAIAAAAIQA4/SH/1gAAAJQBAAALAAAAAAAAAAAAAAAAAC8BAABfcmVscy8u&#10;cmVsc1BLAQItABQABgAIAAAAIQAsGeRfggEAABUDAAAOAAAAAAAAAAAAAAAAAC4CAABkcnMvZTJv&#10;RG9jLnhtbFBLAQItABQABgAIAAAAIQCbKHIM2QAAAAQBAAAPAAAAAAAAAAAAAAAAANwDAABkcnMv&#10;ZG93bnJldi54bWxQSwUGAAAAAAQABADzAAAA4gQAAAAA&#10;">
-                <w10:anchorlock xmlns:w10="urn:schemas-microsoft-com:office:word"/>
-              </v:rect>
-            </w:pict>
-          </mc:Fallback>
+          <mc:Fallback xmlns:mc="http://schemas.openxmlformats.org/markup-compatibility/2006"/>
         </mc:AlternateContent>
       </w:r>
     </w:p>
@@ -412,37 +477,59 @@
         <w:t xml:space="preserve"> </w:t>
       </w:r>
       <w:r>
-        <mc:AlternateContent>
-          <mc:Choice Requires="wps">
-            <w:drawing>
-              <wp:inline wp14:editId="655652E8" wp14:anchorId="74E46948">
-                <wp:extent cx="4006850" cy="374650"/>
-                <wp:effectExtent l="0" t="0" r="12700" b="25400"/>
-                <wp:docPr id="145982737" name="drawing"/>
-                <wp:cNvGraphicFramePr>
-                  <a:graphicFrameLocks/>
+        <w:rPr>
+          <w:noProof/>
+        </w:rPr>
+        <mc:AlternateContent xmlns:mc="http://schemas.openxmlformats.org/markup-compatibility/2006">
+          <mc:Choice xmlns:mc="http://schemas.openxmlformats.org/markup-compatibility/2006" Requires="wps">
+            <w:drawing xmlns:w="http://schemas.openxmlformats.org/wordprocessingml/2006/main">
+              <wp:inline xmlns:wp14="http://schemas.microsoft.com/office/word/2010/wordprocessingDrawing" xmlns:wp="http://schemas.openxmlformats.org/drawingml/2006/wordprocessingDrawing" wp14:anchorId="3E2AE96C" wp14:editId="68A4A4C1">
+                <wp:extent xmlns:wp="http://schemas.openxmlformats.org/drawingml/2006/wordprocessingDrawing" cx="4006850" cy="374650"/>
+                <wp:effectExtent xmlns:wp="http://schemas.openxmlformats.org/drawingml/2006/wordprocessingDrawing" l="0" t="0" r="12700" b="25400"/>
+                <wp:docPr xmlns:wp="http://schemas.openxmlformats.org/drawingml/2006/wordprocessingDrawing" id="64428443" name="drawing"/>
+                <wp:cNvGraphicFramePr xmlns:wp="http://schemas.openxmlformats.org/drawingml/2006/wordprocessingDrawing">
+                  <a:graphicFrameLocks xmlns:a="http://schemas.openxmlformats.org/drawingml/2006/main"/>
                 </wp:cNvGraphicFramePr>
-                <a:graphic>
-                  <a:graphicData xmlns:a="http://schemas.openxmlformats.org/drawingml/2006/main" uri="http://schemas.microsoft.com/office/word/2010/wordprocessingShape">
+                <a:graphic xmlns:a="http://schemas.openxmlformats.org/drawingml/2006/main">
+                  <a:graphicData uri="http://schemas.microsoft.com/office/word/2010/wordprocessingShape">
                     <wps:wsp xmlns:wps="http://schemas.microsoft.com/office/word/2010/wordprocessingShape">
                       <wps:cNvSpPr/>
                       <wps:spPr>
-                        <a:xfrm xmlns:a="http://schemas.openxmlformats.org/drawingml/2006/main">
+                        <a:xfrm>
                           <a:off x="0" y="0"/>
                           <a:ext cx="4006850" cy="374650"/>
                         </a:xfrm>
-                        <a:prstGeom xmlns:a="http://schemas.openxmlformats.org/drawingml/2006/main" prst="rect">
+                        <a:prstGeom prst="rect">
                           <a:avLst/>
                         </a:prstGeom>
-                        <a:solidFill xmlns:a="http://schemas.openxmlformats.org/drawingml/2006/main">
+                        <a:solidFill>
                           <a:schemeClr val="lt1"/>
                         </a:solidFill>
-                        <a:ln xmlns:a="http://schemas.openxmlformats.org/drawingml/2006/main">
+                        <a:ln>
                           <a:solidFill>
                             <a:srgbClr val="000000"/>
                           </a:solidFill>
                         </a:ln>
                       </wps:spPr>
+                      <wps:txbx>
+                        <w:txbxContent xmlns:w="http://schemas.openxmlformats.org/wordprocessingml/2006/main">
+                          <w:p>
+                            <w:pPr>
+                              <w:rPr>
+                                <w:kern w:val="0"/>
+                                <w:lang w:val="en-US"/>
+                                <w14:ligatures xmlns:w14="http://schemas.microsoft.com/office/word/2010/wordml" w14:val="none"/>
+                              </w:rPr>
+                            </w:pPr>
+                            <w:r>
+                              <w:rPr>
+                                <w:lang w:val="en-US"/>
+                              </w:rPr>
+                              <w:t>20 May 2026</w:t>
+                            </w:r>
+                          </w:p>
+                        </w:txbxContent>
+                      </wps:txbx>
                       <wps:bodyPr anchor="t"/>
                     </wps:wsp>
                   </a:graphicData>
@@ -450,13 +537,7 @@
               </wp:inline>
             </w:drawing>
           </mc:Choice>
-          <mc:Fallback>
-            <w:pict xmlns:w="http://schemas.openxmlformats.org/wordprocessingml/2006/main">
-              <v:rect xmlns:w14="http://schemas.microsoft.com/office/word/2010/wordml" xmlns:o="urn:schemas-microsoft-com:office:office" xmlns:v="urn:schemas-microsoft-com:vml" id="Rectangle 1" style="width:315.5pt;height:29.5pt;visibility:visible;mso-wrap-style:square;mso-left-percent:-10001;mso-top-percent:-10001;mso-position-horizontal:absolute;mso-position-horizontal-relative:char;mso-position-vertical:absolute;mso-position-vertical-relative:line;mso-left-percent:-10001;mso-top-percent:-10001;v-text-anchor:top" o:spid="_x0000_s1026" fillcolor="white [3201]" w14:anchorId="731F5C93" o:gfxdata="UEsDBBQABgAIAAAAIQC2gziS/gAAAOEBAAATAAAAW0NvbnRlbnRfVHlwZXNdLnhtbJSRQU7DMBBF&#10;90jcwfIWJU67QAgl6YK0S0CoHGBkTxKLZGx5TGhvj5O2G0SRWNoz/78nu9wcxkFMGNg6quQqL6RA&#10;0s5Y6ir5vt9lD1JwBDIwOMJKHpHlpr69KfdHjyxSmriSfYz+USnWPY7AufNIadK6MEJMx9ApD/oD&#10;OlTrorhX2lFEilmcO2RdNtjC5xDF9pCuTyYBB5bi6bQ4syoJ3g9WQ0ymaiLzg5KdCXlKLjvcW893&#10;SUOqXwnz5DrgnHtJTxOsQfEKIT7DmDSUCaxw7Rqn8787ZsmRM9e2VmPeBN4uqYvTtW7jvijg9N/y&#10;JsXecLq0q+WD6m8AAAD//wMAUEsDBBQABgAIAAAAIQA4/SH/1gAAAJQBAAALAAAAX3JlbHMvLnJl&#10;bHOkkMFqwzAMhu+DvYPRfXGawxijTi+j0GvpHsDYimMaW0Yy2fr2M4PBMnrbUb/Q94l/f/hMi1qR&#10;JVI2sOt6UJgd+ZiDgffL8ekFlFSbvV0oo4EbChzGx4f9GRdb25HMsYhqlCwG5lrLq9biZkxWOiqY&#10;22YiTra2kYMu1l1tQD30/bPm3wwYN0x18gb45AdQl1tp5j/sFB2T0FQ7R0nTNEV3j6o9feQzro1i&#10;OWA14Fm+Q8a1a8+Bvu/d/dMb2JY5uiPbhG/ktn4cqGU/er3pcvwCAAD//wMAUEsDBBQABgAIAAAA&#10;IQB6R65ifwEAABUDAAAOAAAAZHJzL2Uyb0RvYy54bWysUsFu2zAMvQ/YPwi6N3LariuMOD2s6C7D&#10;VqDrByiyFAuQRIHU4uTvR6lZsi23YT7QpEg+8T1x9bCPQewskoc0yOWik8ImA6NP20G+fn+6upeC&#10;ik6jDpDsIA+W5MP6/bvVnHt7DROE0aJgkET9nAc5lZJ7pchMNmpaQLaJkw4w6sIhbtWIemb0GNR1&#10;192pGXDMCMYS8enjW1KuG75z1pRvzpEtIgySZyvNYrObatV6pfst6jx5cxxD/8MUUfvEl56gHnXR&#10;4gf6C6joDQKBKwsDUYFz3tjGgdksu7/YvEw628aFxaF8kon+H6z5unvJz8gyzJl6Yrey2DuM9c/z&#10;iX0T63ASy+6LMHx4y+rff2BNDeduPt7esc8w6tydkcpnC1FUZ5DIj9E00rsvVN5Kf5XUywiCH598&#10;CC2oC2A/BRQ7zU8XyvII/kdVSJeNuN2c2rr2XXbykLVVnTlXbwPj4RmFTmYCXpHS+mqCtW/EjntS&#10;H/f3uAGdt3n9EwAA//8DAFBLAwQUAAYACAAAACEAQrQ1htkAAAAEAQAADwAAAGRycy9kb3ducmV2&#10;LnhtbEyPzU7DMBCE70i8g7VI3KhdfqIS4lQRgisSbQ9wc+NtHBGvo9hJk7dn4QKXkUazmvm22M6+&#10;ExMOsQ2kYb1SIJDqYFtqNBz2rzcbEDEZsqYLhBoWjLAtLy8Kk9twpnecdqkRXEIxNxpcSn0uZawd&#10;ehNXoUfi7BQGbxLboZF2MGcu9528VSqT3rTEC870+Oyw/tqNXsMmGw+Olult7939i/pYqs9TW2l9&#10;fTVXTyASzunvGH7wGR1KZjqGkWwUnQZ+JP0qZ9ndmu1Rw8OjAlkW8j98+Q0AAP//AwBQSwECLQAU&#10;AAYACAAAACEAtoM4kv4AAADhAQAAEwAAAAAAAAAAAAAAAAAAAAAAW0NvbnRlbnRfVHlwZXNdLnht&#10;bFBLAQItABQABgAIAAAAIQA4/SH/1gAAAJQBAAALAAAAAAAAAAAAAAAAAC8BAABfcmVscy8ucmVs&#10;c1BLAQItABQABgAIAAAAIQB6R65ifwEAABUDAAAOAAAAAAAAAAAAAAAAAC4CAABkcnMvZTJvRG9j&#10;LnhtbFBLAQItABQABgAIAAAAIQBCtDWG2QAAAAQBAAAPAAAAAAAAAAAAAAAAANkDAABkcnMvZG93&#10;bnJldi54bWxQSwUGAAAAAAQABADzAAAA3wQAAAAA&#10;">
-                <w10:anchorlock xmlns:w10="urn:schemas-microsoft-com:office:word"/>
-              </v:rect>
-            </w:pict>
-          </mc:Fallback>
+          <mc:Fallback xmlns:mc="http://schemas.openxmlformats.org/markup-compatibility/2006"/>
         </mc:AlternateContent>
       </w:r>
     </w:p>
@@ -492,37 +573,59 @@
         <w:t>Programme Study:</w:t>
       </w:r>
       <w:r>
-        <mc:AlternateContent>
-          <mc:Choice Requires="wps">
-            <w:drawing>
-              <wp:inline wp14:editId="5DBB2619" wp14:anchorId="0DEE0C9D">
-                <wp:extent cx="3003550" cy="330200"/>
-                <wp:effectExtent l="0" t="0" r="25400" b="12700"/>
-                <wp:docPr id="496949390" name="drawing"/>
-                <wp:cNvGraphicFramePr>
-                  <a:graphicFrameLocks/>
+        <w:rPr>
+          <w:noProof/>
+        </w:rPr>
+        <mc:AlternateContent xmlns:mc="http://schemas.openxmlformats.org/markup-compatibility/2006">
+          <mc:Choice xmlns:mc="http://schemas.openxmlformats.org/markup-compatibility/2006" Requires="wps">
+            <w:drawing xmlns:w="http://schemas.openxmlformats.org/wordprocessingml/2006/main">
+              <wp:inline xmlns:wp14="http://schemas.microsoft.com/office/word/2010/wordprocessingDrawing" xmlns:wp="http://schemas.openxmlformats.org/drawingml/2006/wordprocessingDrawing" wp14:anchorId="768D456C" wp14:editId="37D205E7">
+                <wp:extent xmlns:wp="http://schemas.openxmlformats.org/drawingml/2006/wordprocessingDrawing" cx="3606800" cy="330200"/>
+                <wp:effectExtent xmlns:wp="http://schemas.openxmlformats.org/drawingml/2006/wordprocessingDrawing" l="0" t="0" r="12700" b="12700"/>
+                <wp:docPr xmlns:wp="http://schemas.openxmlformats.org/drawingml/2006/wordprocessingDrawing" id="748003712" name="drawing"/>
+                <wp:cNvGraphicFramePr xmlns:wp="http://schemas.openxmlformats.org/drawingml/2006/wordprocessingDrawing">
+                  <a:graphicFrameLocks xmlns:a="http://schemas.openxmlformats.org/drawingml/2006/main"/>
                 </wp:cNvGraphicFramePr>
-                <a:graphic>
-                  <a:graphicData xmlns:a="http://schemas.openxmlformats.org/drawingml/2006/main" uri="http://schemas.microsoft.com/office/word/2010/wordprocessingShape">
+                <a:graphic xmlns:a="http://schemas.openxmlformats.org/drawingml/2006/main">
+                  <a:graphicData uri="http://schemas.microsoft.com/office/word/2010/wordprocessingShape">
                     <wps:wsp xmlns:wps="http://schemas.microsoft.com/office/word/2010/wordprocessingShape">
                       <wps:cNvSpPr/>
                       <wps:spPr>
-                        <a:xfrm xmlns:a="http://schemas.openxmlformats.org/drawingml/2006/main">
+                        <a:xfrm>
                           <a:off x="0" y="0"/>
-                          <a:ext cx="3003550" cy="330200"/>
+                          <a:ext cx="3606800" cy="330200"/>
                         </a:xfrm>
-                        <a:prstGeom xmlns:a="http://schemas.openxmlformats.org/drawingml/2006/main" prst="rect">
+                        <a:prstGeom prst="rect">
                           <a:avLst/>
                         </a:prstGeom>
-                        <a:solidFill xmlns:a="http://schemas.openxmlformats.org/drawingml/2006/main">
+                        <a:solidFill>
                           <a:schemeClr val="lt1"/>
                         </a:solidFill>
-                        <a:ln xmlns:a="http://schemas.openxmlformats.org/drawingml/2006/main">
+                        <a:ln>
                           <a:solidFill>
                             <a:srgbClr val="000000"/>
                           </a:solidFill>
                         </a:ln>
                       </wps:spPr>
+                      <wps:txbx>
+                        <w:txbxContent xmlns:w="http://schemas.openxmlformats.org/wordprocessingml/2006/main">
+                          <w:p>
+                            <w:pPr>
+                              <w:rPr>
+                                <w:kern w:val="0"/>
+                                <w:lang w:val="en-US"/>
+                                <w14:ligatures xmlns:w14="http://schemas.microsoft.com/office/word/2010/wordml" w14:val="none"/>
+                              </w:rPr>
+                            </w:pPr>
+                            <w:r>
+                              <w:rPr>
+                                <w:lang w:val="en-US"/>
+                              </w:rPr>
+                              <w:t>BUSINESS INTELLIGENCE AND DATA ANALYSTICS</w:t>
+                            </w:r>
+                          </w:p>
+                        </w:txbxContent>
+                      </wps:txbx>
                       <wps:bodyPr anchor="t"/>
                     </wps:wsp>
                   </a:graphicData>
@@ -530,13 +633,7 @@
               </wp:inline>
             </w:drawing>
           </mc:Choice>
-          <mc:Fallback>
-            <w:pict xmlns:w="http://schemas.openxmlformats.org/wordprocessingml/2006/main">
-              <v:rect xmlns:w14="http://schemas.microsoft.com/office/word/2010/wordml" xmlns:o="urn:schemas-microsoft-com:office:office" xmlns:v="urn:schemas-microsoft-com:vml" id="Rectangle 1" style="width:236.5pt;height:26pt;visibility:visible;mso-wrap-style:square;mso-left-percent:-10001;mso-top-percent:-10001;mso-position-horizontal:absolute;mso-position-horizontal-relative:char;mso-position-vertical:absolute;mso-position-vertical-relative:line;mso-left-percent:-10001;mso-top-percent:-10001;v-text-anchor:top" o:spid="_x0000_s1026" fillcolor="white [3201]" w14:anchorId="15375CC9" o:gfxdata="UEsDBBQABgAIAAAAIQC2gziS/gAAAOEBAAATAAAAW0NvbnRlbnRfVHlwZXNdLnhtbJSRQU7DMBBF&#10;90jcwfIWJU67QAgl6YK0S0CoHGBkTxKLZGx5TGhvj5O2G0SRWNoz/78nu9wcxkFMGNg6quQqL6RA&#10;0s5Y6ir5vt9lD1JwBDIwOMJKHpHlpr69KfdHjyxSmriSfYz+USnWPY7AufNIadK6MEJMx9ApD/oD&#10;OlTrorhX2lFEilmcO2RdNtjC5xDF9pCuTyYBB5bi6bQ4syoJ3g9WQ0ymaiLzg5KdCXlKLjvcW893&#10;SUOqXwnz5DrgnHtJTxOsQfEKIT7DmDSUCaxw7Rqn8787ZsmRM9e2VmPeBN4uqYvTtW7jvijg9N/y&#10;JsXecLq0q+WD6m8AAAD//wMAUEsDBBQABgAIAAAAIQA4/SH/1gAAAJQBAAALAAAAX3JlbHMvLnJl&#10;bHOkkMFqwzAMhu+DvYPRfXGawxijTi+j0GvpHsDYimMaW0Yy2fr2M4PBMnrbUb/Q94l/f/hMi1qR&#10;JVI2sOt6UJgd+ZiDgffL8ekFlFSbvV0oo4EbChzGx4f9GRdb25HMsYhqlCwG5lrLq9biZkxWOiqY&#10;22YiTra2kYMu1l1tQD30/bPm3wwYN0x18gb45AdQl1tp5j/sFB2T0FQ7R0nTNEV3j6o9feQzro1i&#10;OWA14Fm+Q8a1a8+Bvu/d/dMb2JY5uiPbhG/ktn4cqGU/er3pcvwCAAD//wMAUEsDBBQABgAIAAAA&#10;IQAPjs0afwEAABUDAAAOAAAAZHJzL2Uyb0RvYy54bWysUsFu2zAMvQ/oPwi6L3IatBiMOD2s6C7D&#10;VqDbByiyFAuQRIFU4+TvR6lpsi23YT7IpEg+8T1y/XCIQewtkoc0yOWik8ImA6NPu0H+/PH08ZMU&#10;VHQadYBkB3m0JB82Nx/Wc+7tLUwQRouCQRL1cx7kVErulSIz2ahpAdkmDjrAqAu7uFMj6pnRY1C3&#10;XXevZsAxIxhLxLePb0G5afjOWVO+O0e2iDBI7q20E9u5rafarHW/Q50nb05t6H/oImqf+NEz1KMu&#10;Wryiv4KK3iAQuLIwEBU4541tHJjNsvuLzcuks21cWBzKZ5no/8Gab/uX/Iwsw5ypJzYri4PDWP/c&#10;nzg0sY5nseyhCMOXq65b3d2xpoZjq1XH06hqqkt1RipfLERRjUEiD6NppPdfqbylvqfUxwiCH598&#10;CM2pC2A/BxR7zaMLZXkC/yMrpOtC3G3PZV37riu5yVqqLpyrtYXx+IxCJzMBr0hpdTXA2jdipz2p&#10;w/3db0CXbd78AgAA//8DAFBLAwQUAAYACAAAACEAwXGDmNkAAAAEAQAADwAAAGRycy9kb3ducmV2&#10;LnhtbEyPwU7DMBBE70j8g7VI3KhNKaUKcaoIwRWJtge4ufE2jojXUeykyd+zcKGXkUazmnmbbyff&#10;ihH72ATScL9QIJCqYBuqNRz2b3cbEDEZsqYNhBpmjLAtrq9yk9lwpg8cd6kWXEIxMxpcSl0mZawc&#10;ehMXoUPi7BR6bxLbvpa2N2cu961cKrWW3jTEC850+OKw+t4NXsNmPRwczeP73rvVq/qcy69TU2p9&#10;ezOVzyASTun/GH7xGR0KZjqGgWwUrQZ+JP0pZ6unB7ZHDY9LBbLI5SV88QMAAP//AwBQSwECLQAU&#10;AAYACAAAACEAtoM4kv4AAADhAQAAEwAAAAAAAAAAAAAAAAAAAAAAW0NvbnRlbnRfVHlwZXNdLnht&#10;bFBLAQItABQABgAIAAAAIQA4/SH/1gAAAJQBAAALAAAAAAAAAAAAAAAAAC8BAABfcmVscy8ucmVs&#10;c1BLAQItABQABgAIAAAAIQAPjs0afwEAABUDAAAOAAAAAAAAAAAAAAAAAC4CAABkcnMvZTJvRG9j&#10;LnhtbFBLAQItABQABgAIAAAAIQDBcYOY2QAAAAQBAAAPAAAAAAAAAAAAAAAAANkDAABkcnMvZG93&#10;bnJldi54bWxQSwUGAAAAAAQABADzAAAA3wQAAAAA&#10;">
-                <w10:anchorlock xmlns:w10="urn:schemas-microsoft-com:office:word"/>
-              </v:rect>
-            </w:pict>
-          </mc:Fallback>
+          <mc:Fallback xmlns:mc="http://schemas.openxmlformats.org/markup-compatibility/2006"/>
         </mc:AlternateContent>
       </w:r>
     </w:p>
@@ -572,37 +669,59 @@
         <w:t>Year of Study:</w:t>
       </w:r>
       <w:r>
-        <mc:AlternateContent>
-          <mc:Choice Requires="wps">
-            <w:drawing>
-              <wp:inline wp14:editId="2C3D9295" wp14:anchorId="7D5948C9">
-                <wp:extent cx="3371850" cy="317500"/>
-                <wp:effectExtent l="0" t="0" r="19050" b="25400"/>
-                <wp:docPr id="1377073405" name="drawing"/>
-                <wp:cNvGraphicFramePr>
-                  <a:graphicFrameLocks/>
+        <w:rPr>
+          <w:noProof/>
+        </w:rPr>
+        <mc:AlternateContent xmlns:mc="http://schemas.openxmlformats.org/markup-compatibility/2006">
+          <mc:Choice xmlns:mc="http://schemas.openxmlformats.org/markup-compatibility/2006" Requires="wps">
+            <w:drawing xmlns:w="http://schemas.openxmlformats.org/wordprocessingml/2006/main">
+              <wp:inline xmlns:wp14="http://schemas.microsoft.com/office/word/2010/wordprocessingDrawing" xmlns:wp="http://schemas.openxmlformats.org/drawingml/2006/wordprocessingDrawing" wp14:anchorId="2E90C17A" wp14:editId="36E9CDA9">
+                <wp:extent xmlns:wp="http://schemas.openxmlformats.org/drawingml/2006/wordprocessingDrawing" cx="3371850" cy="317500"/>
+                <wp:effectExtent xmlns:wp="http://schemas.openxmlformats.org/drawingml/2006/wordprocessingDrawing" l="0" t="0" r="19050" b="25400"/>
+                <wp:docPr xmlns:wp="http://schemas.openxmlformats.org/drawingml/2006/wordprocessingDrawing" id="1036648564" name="drawing"/>
+                <wp:cNvGraphicFramePr xmlns:wp="http://schemas.openxmlformats.org/drawingml/2006/wordprocessingDrawing">
+                  <a:graphicFrameLocks xmlns:a="http://schemas.openxmlformats.org/drawingml/2006/main"/>
                 </wp:cNvGraphicFramePr>
-                <a:graphic>
-                  <a:graphicData xmlns:a="http://schemas.openxmlformats.org/drawingml/2006/main" uri="http://schemas.microsoft.com/office/word/2010/wordprocessingShape">
+                <a:graphic xmlns:a="http://schemas.openxmlformats.org/drawingml/2006/main">
+                  <a:graphicData uri="http://schemas.microsoft.com/office/word/2010/wordprocessingShape">
                     <wps:wsp xmlns:wps="http://schemas.microsoft.com/office/word/2010/wordprocessingShape">
                       <wps:cNvSpPr/>
                       <wps:spPr>
-                        <a:xfrm xmlns:a="http://schemas.openxmlformats.org/drawingml/2006/main">
+                        <a:xfrm>
                           <a:off x="0" y="0"/>
                           <a:ext cx="3371850" cy="317500"/>
                         </a:xfrm>
-                        <a:prstGeom xmlns:a="http://schemas.openxmlformats.org/drawingml/2006/main" prst="rect">
+                        <a:prstGeom prst="rect">
                           <a:avLst/>
                         </a:prstGeom>
-                        <a:solidFill xmlns:a="http://schemas.openxmlformats.org/drawingml/2006/main">
+                        <a:solidFill>
                           <a:schemeClr val="lt1"/>
                         </a:solidFill>
-                        <a:ln xmlns:a="http://schemas.openxmlformats.org/drawingml/2006/main">
+                        <a:ln>
                           <a:solidFill>
                             <a:srgbClr val="000000"/>
                           </a:solidFill>
                         </a:ln>
                       </wps:spPr>
+                      <wps:txbx>
+                        <w:txbxContent xmlns:w="http://schemas.openxmlformats.org/wordprocessingml/2006/main">
+                          <w:p>
+                            <w:pPr>
+                              <w:rPr>
+                                <w:kern w:val="0"/>
+                                <w:lang w:val="en-US"/>
+                                <w14:ligatures xmlns:w14="http://schemas.microsoft.com/office/word/2010/wordml" w14:val="none"/>
+                              </w:rPr>
+                            </w:pPr>
+                            <w:r>
+                              <w:rPr>
+                                <w:lang w:val="en-US"/>
+                              </w:rPr>
+                              <w:t>Year 1</w:t>
+                            </w:r>
+                          </w:p>
+                        </w:txbxContent>
+                      </wps:txbx>
                       <wps:bodyPr anchor="t"/>
                     </wps:wsp>
                   </a:graphicData>
@@ -610,13 +729,7 @@
               </wp:inline>
             </w:drawing>
           </mc:Choice>
-          <mc:Fallback>
-            <w:pict xmlns:w="http://schemas.openxmlformats.org/wordprocessingml/2006/main">
-              <v:rect xmlns:w14="http://schemas.microsoft.com/office/word/2010/wordml" xmlns:o="urn:schemas-microsoft-com:office:office" xmlns:v="urn:schemas-microsoft-com:vml" id="Rectangle 1" style="width:265.5pt;height:25pt;visibility:visible;mso-wrap-style:square;mso-left-percent:-10001;mso-top-percent:-10001;mso-position-horizontal:absolute;mso-position-horizontal-relative:char;mso-position-vertical:absolute;mso-position-vertical-relative:line;mso-left-percent:-10001;mso-top-percent:-10001;v-text-anchor:top" o:spid="_x0000_s1026" fillcolor="white [3201]" w14:anchorId="162A243D" o:gfxdata="UEsDBBQABgAIAAAAIQC2gziS/gAAAOEBAAATAAAAW0NvbnRlbnRfVHlwZXNdLnhtbJSRQU7DMBBF&#10;90jcwfIWJU67QAgl6YK0S0CoHGBkTxKLZGx5TGhvj5O2G0SRWNoz/78nu9wcxkFMGNg6quQqL6RA&#10;0s5Y6ir5vt9lD1JwBDIwOMJKHpHlpr69KfdHjyxSmriSfYz+USnWPY7AufNIadK6MEJMx9ApD/oD&#10;OlTrorhX2lFEilmcO2RdNtjC5xDF9pCuTyYBB5bi6bQ4syoJ3g9WQ0ymaiLzg5KdCXlKLjvcW893&#10;SUOqXwnz5DrgnHtJTxOsQfEKIT7DmDSUCaxw7Rqn8787ZsmRM9e2VmPeBN4uqYvTtW7jvijg9N/y&#10;JsXecLq0q+WD6m8AAAD//wMAUEsDBBQABgAIAAAAIQA4/SH/1gAAAJQBAAALAAAAX3JlbHMvLnJl&#10;bHOkkMFqwzAMhu+DvYPRfXGawxijTi+j0GvpHsDYimMaW0Yy2fr2M4PBMnrbUb/Q94l/f/hMi1qR&#10;JVI2sOt6UJgd+ZiDgffL8ekFlFSbvV0oo4EbChzGx4f9GRdb25HMsYhqlCwG5lrLq9biZkxWOiqY&#10;22YiTra2kYMu1l1tQD30/bPm3wwYN0x18gb45AdQl1tp5j/sFB2T0FQ7R0nTNEV3j6o9feQzro1i&#10;OWA14Fm+Q8a1a8+Bvu/d/dMb2JY5uiPbhG/ktn4cqGU/er3pcvwCAAD//wMAUEsDBBQABgAIAAAA&#10;IQA3a1NoggEAABUDAAAOAAAAZHJzL2Uyb0RvYy54bWysUsGOEzEMvSPxD1HuNDNbLbsadboHVssF&#10;wUoLH5Bmkk6kJI7s0Gn/HicsLdAbYg6eOM57tp+9eTjGIA4WyUMaZb/qpLDJwOTTfpTfvj69u5eC&#10;ik6TDpDsKE+W5MP27ZvNkgd7AzOEyaJgkkTDkkc5l5IHpcjMNmpaQbaJgw4w6sIu7tWEemH2GNRN&#10;171XC+CUEYwl4tvHn0G5bfzOWVO+OEe2iDBKrq00i83uqlXbjR72qPPszWsZ+h+qiNonTnqmetRF&#10;i+/or6iiNwgErqwMRAXOeWNbD9xN3/3Vzcuss229sDiUzzLR/6M1nw8v+RlZhiXTQHysXRwdxvrn&#10;+sSxiXU6i2WPRRi+XK/v+vtb1tRwbN3f3XZNTXVBZ6Ty0UIU9TBK5GE0jfThExXOyE9/PanJCIKf&#10;nnwIzakLYD8EFAfNowulr6NixB+vQroG4n53hnXtu0YyT4WqS8/1tIPp9IxCJzMDr0hpuBpg7Vvu&#10;1z2pw/3db0SXbd7+AAAA//8DAFBLAwQUAAYACAAAACEArnwoOtkAAAAEAQAADwAAAGRycy9kb3du&#10;cmV2LnhtbEyPzU7DMBCE70i8g7WVuFG7/FRViFNFCK5ItD2Umxtv46jxOoqdNHl7Fi5wWe1oVrPf&#10;5NvJt2LEPjaBNKyWCgRSFWxDtYbD/v1+AyImQ9a0gVDDjBG2xe1NbjIbrvSJ4y7VgkMoZkaDS6nL&#10;pIyVQ2/iMnRI7J1D701i2dfS9ubK4b6VD0qtpTcN8QdnOnx1WF12g9ewWQ8HR/P4sffu6U0d5/Lr&#10;3JRa3y2m8gVEwin9HcMPPqNDwUynMJCNotXARdLvZO/5ccXyxItSIItc/ocvvgEAAP//AwBQSwEC&#10;LQAUAAYACAAAACEAtoM4kv4AAADhAQAAEwAAAAAAAAAAAAAAAAAAAAAAW0NvbnRlbnRfVHlwZXNd&#10;LnhtbFBLAQItABQABgAIAAAAIQA4/SH/1gAAAJQBAAALAAAAAAAAAAAAAAAAAC8BAABfcmVscy8u&#10;cmVsc1BLAQItABQABgAIAAAAIQA3a1NoggEAABUDAAAOAAAAAAAAAAAAAAAAAC4CAABkcnMvZTJv&#10;RG9jLnhtbFBLAQItABQABgAIAAAAIQCufCg62QAAAAQBAAAPAAAAAAAAAAAAAAAAANwDAABkcnMv&#10;ZG93bnJldi54bWxQSwUGAAAAAAQABADzAAAA4gQAAAAA&#10;">
-                <w10:anchorlock xmlns:w10="urn:schemas-microsoft-com:office:word"/>
-              </v:rect>
-            </w:pict>
-          </mc:Fallback>
+          <mc:Fallback xmlns:mc="http://schemas.openxmlformats.org/markup-compatibility/2006"/>
         </mc:AlternateContent>
       </w:r>
     </w:p>
@@ -986,51 +1099,70 @@
         </w:rPr>
       </w:pPr>
       <w:r>
-        <mc:AlternateContent>
-          <mc:Choice Requires="wps">
-            <w:drawing>
-              <wp:inline wp14:editId="643A5150" wp14:anchorId="19A1C714">
-                <wp:extent cx="190500" cy="165100"/>
-                <wp:effectExtent l="0" t="0" r="19050" b="25400"/>
-                <wp:docPr id="1126570000" name="drawing"/>
-                <wp:cNvGraphicFramePr>
-                  <a:graphicFrameLocks/>
+        <w:rPr>
+          <w:noProof/>
+        </w:rPr>
+        <mc:AlternateContent xmlns:mc="http://schemas.openxmlformats.org/markup-compatibility/2006">
+          <mc:Choice xmlns:mc="http://schemas.openxmlformats.org/markup-compatibility/2006" Requires="wpg">
+            <w:drawing xmlns:w="http://schemas.openxmlformats.org/wordprocessingml/2006/main">
+              <wp:inline xmlns:wp14="http://schemas.microsoft.com/office/word/2010/wordprocessingDrawing" xmlns:wp="http://schemas.openxmlformats.org/drawingml/2006/wordprocessingDrawing" wp14:anchorId="267DADC5" wp14:editId="17CCA10E">
+                <wp:extent xmlns:wp="http://schemas.openxmlformats.org/drawingml/2006/wordprocessingDrawing" cx="190500" cy="165100"/>
+                <wp:effectExtent xmlns:wp="http://schemas.openxmlformats.org/drawingml/2006/wordprocessingDrawing" l="19050" t="38100" r="38100" b="44450"/>
+                <wp:docPr xmlns:wp="http://schemas.openxmlformats.org/drawingml/2006/wordprocessingDrawing" id="1554301703" name="drawing"/>
+                <wp:cNvGraphicFramePr xmlns:wp="http://schemas.openxmlformats.org/drawingml/2006/wordprocessingDrawing">
+                  <a:graphicFrameLocks xmlns:a="http://schemas.openxmlformats.org/drawingml/2006/main"/>
                 </wp:cNvGraphicFramePr>
-                <a:graphic>
-                  <a:graphicData xmlns:a="http://schemas.openxmlformats.org/drawingml/2006/main" uri="http://schemas.microsoft.com/office/word/2010/wordprocessingShape">
-                    <wps:wsp xmlns:wps="http://schemas.microsoft.com/office/word/2010/wordprocessingShape">
-                      <wps:cNvSpPr/>
-                      <wps:spPr>
-                        <a:xfrm xmlns:a="http://schemas.openxmlformats.org/drawingml/2006/main">
+                <a:graphic xmlns:a="http://schemas.openxmlformats.org/drawingml/2006/main">
+                  <a:graphicData uri="http://schemas.microsoft.com/office/word/2010/wordprocessingGroup">
+                    <wpg:wgp xmlns:wpg="http://schemas.microsoft.com/office/word/2010/wordprocessingGroup">
+                      <wpg:cNvGrpSpPr/>
+                      <wpg:grpSpPr>
+                        <a:xfrm>
                           <a:off x="0" y="0"/>
                           <a:ext cx="190500" cy="165100"/>
+                          <a:chOff x="0" y="0"/>
+                          <a:chExt cx="190500" cy="165100"/>
                         </a:xfrm>
-                        <a:prstGeom xmlns:a="http://schemas.openxmlformats.org/drawingml/2006/main" prst="rect">
-                          <a:avLst/>
-                        </a:prstGeom>
-                        <a:solidFill xmlns:a="http://schemas.openxmlformats.org/drawingml/2006/main">
-                          <a:schemeClr val="lt1"/>
-                        </a:solidFill>
-                        <a:ln xmlns:a="http://schemas.openxmlformats.org/drawingml/2006/main">
+                      </wpg:grpSpPr>
+                      <wps:wsp xmlns:wps="http://schemas.microsoft.com/office/word/2010/wordprocessingShape">
+                        <wps:cNvPr id="2011503251" name="Rectangle 2011503251"/>
+                        <wps:cNvSpPr/>
+                        <wps:spPr>
+                          <a:xfrm>
+                            <a:off x="0" y="0"/>
+                            <a:ext cx="190500" cy="165100"/>
+                          </a:xfrm>
+                          <a:prstGeom prst="rect">
+                            <a:avLst/>
+                          </a:prstGeom>
                           <a:solidFill>
-                            <a:srgbClr val="000000"/>
+                            <a:schemeClr val="lt1"/>
                           </a:solidFill>
-                        </a:ln>
-                      </wps:spPr>
-                      <wps:bodyPr anchor="t"/>
-                    </wps:wsp>
+                          <a:ln>
+                            <a:solidFill>
+                              <a:srgbClr val="000000"/>
+                            </a:solidFill>
+                          </a:ln>
+                        </wps:spPr>
+                        <wps:bodyPr anchor="t"/>
+                      </wps:wsp>
+                      <w14:contentPart xmlns:r="http://schemas.openxmlformats.org/officeDocument/2006/relationships" xmlns:w14="http://schemas.microsoft.com/office/word/2010/wordml" bwMode="auto" r:id="rId1373197457">
+                        <w14:nvContentPartPr>
+                          <w14:cNvPr id="1735588163" name="Ink 1735588163"/>
+                          <w14:cNvContentPartPr/>
+                        </w14:nvContentPartPr>
+                        <w14:xfrm>
+                          <a:off x="49471" y="31750"/>
+                          <a:ext cx="105593" cy="104532"/>
+                        </w14:xfrm>
+                      </w14:contentPart>
+                    </wpg:wgp>
                   </a:graphicData>
                 </a:graphic>
               </wp:inline>
             </w:drawing>
           </mc:Choice>
-          <mc:Fallback>
-            <w:pict xmlns:w="http://schemas.openxmlformats.org/wordprocessingml/2006/main">
-              <v:rect xmlns:w14="http://schemas.microsoft.com/office/word/2010/wordml" xmlns:o="urn:schemas-microsoft-com:office:office" xmlns:v="urn:schemas-microsoft-com:vml" id="Rectangle 1" style="width:15pt;height:13pt;visibility:visible;mso-wrap-style:square;mso-left-percent:-10001;mso-top-percent:-10001;mso-position-horizontal:absolute;mso-position-horizontal-relative:char;mso-position-vertical:absolute;mso-position-vertical-relative:line;mso-left-percent:-10001;mso-top-percent:-10001;v-text-anchor:top" o:spid="_x0000_s1026" fillcolor="white [3201]" w14:anchorId="71DF6E28" o:gfxdata="UEsDBBQABgAIAAAAIQC2gziS/gAAAOEBAAATAAAAW0NvbnRlbnRfVHlwZXNdLnhtbJSRQU7DMBBF&#10;90jcwfIWJU67QAgl6YK0S0CoHGBkTxKLZGx5TGhvj5O2G0SRWNoz/78nu9wcxkFMGNg6quQqL6RA&#10;0s5Y6ir5vt9lD1JwBDIwOMJKHpHlpr69KfdHjyxSmriSfYz+USnWPY7AufNIadK6MEJMx9ApD/oD&#10;OlTrorhX2lFEilmcO2RdNtjC5xDF9pCuTyYBB5bi6bQ4syoJ3g9WQ0ymaiLzg5KdCXlKLjvcW893&#10;SUOqXwnz5DrgnHtJTxOsQfEKIT7DmDSUCaxw7Rqn8787ZsmRM9e2VmPeBN4uqYvTtW7jvijg9N/y&#10;JsXecLq0q+WD6m8AAAD//wMAUEsDBBQABgAIAAAAIQA4/SH/1gAAAJQBAAALAAAAX3JlbHMvLnJl&#10;bHOkkMFqwzAMhu+DvYPRfXGawxijTi+j0GvpHsDYimMaW0Yy2fr2M4PBMnrbUb/Q94l/f/hMi1qR&#10;JVI2sOt6UJgd+ZiDgffL8ekFlFSbvV0oo4EbChzGx4f9GRdb25HMsYhqlCwG5lrLq9biZkxWOiqY&#10;22YiTra2kYMu1l1tQD30/bPm3wwYN0x18gb45AdQl1tp5j/sFB2T0FQ7R0nTNEV3j6o9feQzro1i&#10;OWA14Fm+Q8a1a8+Bvu/d/dMb2JY5uiPbhG/ktn4cqGU/er3pcvwCAAD//wMAUEsDBBQABgAIAAAA&#10;IQBqGB95fgEAABQDAAAOAAAAZHJzL2Uyb0RvYy54bWysUsFu2zAMvQ/YPwi6N7ILtNiMOD2saC/D&#10;VqDbByiyFAuQRIHU4uTvR6lZsi23YT7IpEg+8T1y/XCIQewtkoc0yn7VSWGTgcmn3Si/f3u6+SAF&#10;FZ0mHSDZUR4tyYfN+3frJQ/2FmYIk0XBIImGJY9yLiUPSpGZbdS0gmwTBx1g1IVd3KkJ9cLoMajb&#10;rrtXC+CUEYwl4tvHt6DcNHznrClfnSNbRBgl91baie3c1lNt1nrYoc6zN6c29D90EbVP/OgZ6lEX&#10;LX6gv4KK3iAQuLIyEBU4541tHJhN3/3F5nXW2TYuLA7ls0z0/2DNl/1rfkGWYck0EJuVxcFhrH/u&#10;TxyaWMezWPZQhOHL/mN317GkhkP9/V3PNqOoS3FGKs8WoqjGKJFn0STS+89U3lJ/pdS3CIKfnnwI&#10;zanzt58Cir3myYXSn8D/yArpuhB323NZ177rSm6ylqoL5WptYTq+oNDJzMAbUlpdDbD0jdhpTeps&#10;f/cb0GWZNz8BAAD//wMAUEsDBBQABgAIAAAAIQBqEKq72AAAAAMBAAAPAAAAZHJzL2Rvd25yZXYu&#10;eG1sTI/BTsMwEETvSPyDtZW4UbsFRVWIU0UIrki0PcDNjbdxRLyOYidN/p6FC1xGGs1q5m2xn30n&#10;JhxiG0jDZq1AINXBttRoOB1f73cgYjJkTRcINSwYYV/e3hQmt+FK7zgdUiO4hGJuNLiU+lzKWDv0&#10;Jq5Dj8TZJQzeJLZDI+1grlzuO7lVKpPetMQLzvT47LD+Ooxewy4bT46W6e3o3eOL+liqz0tbaX23&#10;mqsnEAnn9HcMP/iMDiUzncNINopOAz+SfpWzB8XurGGbKZBlIf+zl98AAAD//wMAUEsBAi0AFAAG&#10;AAgAAAAhALaDOJL+AAAA4QEAABMAAAAAAAAAAAAAAAAAAAAAAFtDb250ZW50X1R5cGVzXS54bWxQ&#10;SwECLQAUAAYACAAAACEAOP0h/9YAAACUAQAACwAAAAAAAAAAAAAAAAAvAQAAX3JlbHMvLnJlbHNQ&#10;SwECLQAUAAYACAAAACEAahgfeX4BAAAUAwAADgAAAAAAAAAAAAAAAAAuAgAAZHJzL2Uyb0RvYy54&#10;bWxQSwECLQAUAAYACAAAACEAahCqu9gAAAADAQAADwAAAAAAAAAAAAAAAADYAwAAZHJzL2Rvd25y&#10;ZXYueG1sUEsFBgAAAAAEAAQA8wAAAN0EAAAAAA==&#10;">
-                <w10:anchorlock xmlns:w10="urn:schemas-microsoft-com:office:word"/>
-              </v:rect>
-            </w:pict>
-          </mc:Fallback>
+          <mc:Fallback xmlns:mc="http://schemas.openxmlformats.org/markup-compatibility/2006"/>
         </mc:AlternateContent>
       </w:r>
       <w:r>
@@ -2563,10 +2695,10 @@
         <mc:AlternateContent xmlns:mc="http://schemas.openxmlformats.org/markup-compatibility/2006">
           <mc:Choice xmlns:mc="http://schemas.openxmlformats.org/markup-compatibility/2006" Requires="wpg">
             <w:drawing xmlns:w="http://schemas.openxmlformats.org/wordprocessingml/2006/main">
-              <wp:inline xmlns:wp14="http://schemas.microsoft.com/office/word/2010/wordprocessingDrawing" xmlns:wp="http://schemas.openxmlformats.org/drawingml/2006/wordprocessingDrawing" distT="0" distB="0" distL="0" distR="0" wp14:anchorId="564B94FB" wp14:editId="27134CAD">
+              <wp:inline xmlns:wp14="http://schemas.microsoft.com/office/word/2010/wordprocessingDrawing" xmlns:wp="http://schemas.openxmlformats.org/drawingml/2006/wordprocessingDrawing" distT="0" distB="0" distL="0" distR="0" wp14:anchorId="13F8D3BF" wp14:editId="1CAA5542">
                 <wp:extent xmlns:wp="http://schemas.openxmlformats.org/drawingml/2006/wordprocessingDrawing" cx="6153785" cy="2902585"/>
                 <wp:effectExtent xmlns:wp="http://schemas.openxmlformats.org/drawingml/2006/wordprocessingDrawing" l="0" t="0" r="18415" b="12065"/>
-                <wp:docPr xmlns:wp="http://schemas.openxmlformats.org/drawingml/2006/wordprocessingDrawing" id="554790399" name="Group 1"/>
+                <wp:docPr xmlns:wp="http://schemas.openxmlformats.org/drawingml/2006/wordprocessingDrawing" id="1025017391" name="Group 1"/>
                 <wp:cNvGraphicFramePr xmlns:wp="http://schemas.openxmlformats.org/drawingml/2006/wordprocessingDrawing"/>
                 <a:graphic xmlns:a="http://schemas.openxmlformats.org/drawingml/2006/main">
                   <a:graphicData uri="http://schemas.microsoft.com/office/word/2010/wordprocessingGroup">
@@ -3072,10 +3204,10 @@
         <mc:AlternateContent xmlns:mc="http://schemas.openxmlformats.org/markup-compatibility/2006">
           <mc:Choice xmlns:mc="http://schemas.openxmlformats.org/markup-compatibility/2006" Requires="wpg">
             <w:drawing xmlns:w="http://schemas.openxmlformats.org/wordprocessingml/2006/main">
-              <wp:inline xmlns:wp="http://schemas.openxmlformats.org/drawingml/2006/wordprocessingDrawing" xmlns:wp14="http://schemas.microsoft.com/office/word/2010/wordprocessingDrawing" distT="0" distB="0" distL="0" distR="0" wp14:anchorId="284298B7" wp14:editId="678AD5BA">
+              <wp:inline xmlns:wp="http://schemas.openxmlformats.org/drawingml/2006/wordprocessingDrawing" xmlns:wp14="http://schemas.microsoft.com/office/word/2010/wordprocessingDrawing" distT="0" distB="0" distL="0" distR="0" wp14:anchorId="16ADA8AA" wp14:editId="46441345">
                 <wp:extent xmlns:wp="http://schemas.openxmlformats.org/drawingml/2006/wordprocessingDrawing" cx="4145280" cy="4130675"/>
                 <wp:effectExtent xmlns:wp="http://schemas.openxmlformats.org/drawingml/2006/wordprocessingDrawing" l="0" t="0" r="26670" b="22225"/>
-                <wp:docPr xmlns:wp="http://schemas.openxmlformats.org/drawingml/2006/wordprocessingDrawing" id="1028336423" name="Group 1"/>
+                <wp:docPr xmlns:wp="http://schemas.openxmlformats.org/drawingml/2006/wordprocessingDrawing" id="1570236905" name="Group 1"/>
                 <wp:cNvGraphicFramePr xmlns:wp="http://schemas.openxmlformats.org/drawingml/2006/wordprocessingDrawing"/>
                 <a:graphic xmlns:a="http://schemas.openxmlformats.org/drawingml/2006/main">
                   <a:graphicData uri="http://schemas.microsoft.com/office/word/2010/wordprocessingGroup">
@@ -5220,7 +5352,7 @@
     <w:next w:val="Normal"/>
     <w:unhideWhenUsed/>
     <w:qFormat/>
-    <w:rsid w:val="4F1F20E0"/>
+    <w:rsid w:val="3603A987"/>
     <w:rPr>
       <w:rFonts w:eastAsia="ＭＳ ゴシック" w:cs="Times New Roman" w:eastAsiaTheme="majorEastAsia" w:cstheme="majorBidi"/>
       <w:color w:val="0F4761" w:themeColor="accent1" w:themeTint="FF" w:themeShade="BF"/>
@@ -5239,7 +5371,7 @@
     <w:name w:val="List Paragraph"/>
     <w:basedOn w:val="Normal"/>
     <w:qFormat/>
-    <w:rsid w:val="4F1F20E0"/>
+    <w:rsid w:val="3603A987"/>
     <w:pPr>
       <w:spacing/>
       <w:ind w:left="720"/>
@@ -5247,6 +5379,37 @@
     </w:pPr>
   </w:style>
 </w:styles>
+</file>
+
+<file path=word/ink/ink.xml><?xml version="1.0" encoding="utf-8"?>
+<inkml:ink xmlns:inkml="http://www.w3.org/2003/InkML">
+  <inkml:definitions>
+    <inkml:context xml:id="ctx0">
+      <inkml:inkSource xml:id="inkSrc0">
+        <inkml:traceFormat>
+          <inkml:channel name="X" type="integer" min="-2.14748E9" max="2.14748E9" units="cm"/>
+          <inkml:channel name="Y" type="integer" min="-2.14748E9" max="2.14748E9" units="cm"/>
+          <inkml:channel name="F" type="integer" max="32767" units="dev"/>
+          <inkml:channel name="OA" type="integer" max="360" units="deg"/>
+          <inkml:channel name="OE" type="integer" max="90" units="deg"/>
+        </inkml:traceFormat>
+        <inkml:channelProperties>
+          <inkml:channelProperty channel="X" name="resolution" value="1000" units="1/cm"/>
+          <inkml:channelProperty channel="Y" name="resolution" value="1000" units="1/cm"/>
+          <inkml:channelProperty channel="F" name="resolution" value="0" units="1/dev"/>
+          <inkml:channelProperty channel="OA" name="resolution" value="1000" units="1/deg"/>
+          <inkml:channelProperty channel="OE" name="resolution" value="1000" units="1/deg"/>
+        </inkml:channelProperties>
+      </inkml:inkSource>
+      <inkml:timestamp xml:id="ts0" timeString="2026-03-20T22:11:35.216"/>
+    </inkml:context>
+    <inkml:brush xml:id="br0">
+      <inkml:brushProperty name="width" value="0.1" units="cm"/>
+      <inkml:brushProperty name="height" value="0.1" units="cm"/>
+    </inkml:brush>
+  </inkml:definitions>
+  <inkml:trace contextRef="#ctx0" brushRef="#br0">57 0 16383 0 0,'-3'9'0'0'0,"-1"15"0"0"0,-3 9 0 0 0,0 9 0 0 0,-2 2 0 0 0,0-3 0 0 0,3-5 0 0 0,-2-9 0 0 0,4-9 0 0 0,6-8 0 0 0,-1-5 0 0 0,-3-4 0 0 0,1-1 0 0 0,4-2 0 0 0,5 0 0 0 0,4 1 0 0 0,2-1 0 0 0,0-1 0 0 0,-3-5 0 0 0,-4-3 0 0 0,1 0 0 0 0,1 2 0 0 0,3 3 0 0 0,2 2 0 0 0,1 1 0 0 0,-1-1 0 0 0,-1 0 0 0 0,-1-5 0 0 0,-1-2 0 0 0,1 2 0 0 0,-2-1 0 0 0,-2-2 0 0 0,1 1 0 0 0,1 3 0 0 0,-1-1 0 0 0,1 2 0 0 0,-1-1 0 0 0,1 0 0 0 0,-1-1 0 0 0,-3-2 0 0 0,2 1 0 0 0,-2 2 0 0 0</inkml:trace>
+</inkml:ink>
 </file>
 
 <file path=word/theme/theme1.xml><?xml version="1.0" encoding="utf-8"?>

--- a/Website Specifications.docx
+++ b/Website Specifications.docx
@@ -82,10 +82,10 @@
         <mc:AlternateContent xmlns:mc="http://schemas.openxmlformats.org/markup-compatibility/2006">
           <mc:Choice xmlns:mc="http://schemas.openxmlformats.org/markup-compatibility/2006" Requires="wps">
             <w:drawing xmlns:w="http://schemas.openxmlformats.org/wordprocessingml/2006/main">
-              <wp:inline xmlns:wp14="http://schemas.microsoft.com/office/word/2010/wordprocessingDrawing" xmlns:wp="http://schemas.openxmlformats.org/drawingml/2006/wordprocessingDrawing" wp14:anchorId="5A839F48" wp14:editId="36F34131">
+              <wp:inline xmlns:wp14="http://schemas.microsoft.com/office/word/2010/wordprocessingDrawing" xmlns:wp="http://schemas.openxmlformats.org/drawingml/2006/wordprocessingDrawing" wp14:anchorId="3C4D7959" wp14:editId="6CC3494D">
                 <wp:extent xmlns:wp="http://schemas.openxmlformats.org/drawingml/2006/wordprocessingDrawing" cx="2870200" cy="323850"/>
                 <wp:effectExtent xmlns:wp="http://schemas.openxmlformats.org/drawingml/2006/wordprocessingDrawing" l="0" t="0" r="25400" b="19050"/>
-                <wp:docPr xmlns:wp="http://schemas.openxmlformats.org/drawingml/2006/wordprocessingDrawing" id="11585585" name="drawing"/>
+                <wp:docPr xmlns:wp="http://schemas.openxmlformats.org/drawingml/2006/wordprocessingDrawing" id="391064713" name="drawing"/>
                 <wp:cNvGraphicFramePr xmlns:wp="http://schemas.openxmlformats.org/drawingml/2006/wordprocessingDrawing">
                   <a:graphicFrameLocks xmlns:a="http://schemas.openxmlformats.org/drawingml/2006/main"/>
                 </wp:cNvGraphicFramePr>
@@ -181,10 +181,10 @@
         <mc:AlternateContent xmlns:mc="http://schemas.openxmlformats.org/markup-compatibility/2006">
           <mc:Choice xmlns:mc="http://schemas.openxmlformats.org/markup-compatibility/2006" Requires="wps">
             <w:drawing xmlns:w="http://schemas.openxmlformats.org/wordprocessingml/2006/main">
-              <wp:inline xmlns:wp14="http://schemas.microsoft.com/office/word/2010/wordprocessingDrawing" xmlns:wp="http://schemas.openxmlformats.org/drawingml/2006/wordprocessingDrawing" wp14:anchorId="3AA47B70" wp14:editId="2FA6DA29">
+              <wp:inline xmlns:wp14="http://schemas.microsoft.com/office/word/2010/wordprocessingDrawing" xmlns:wp="http://schemas.openxmlformats.org/drawingml/2006/wordprocessingDrawing" wp14:anchorId="57E5898D" wp14:editId="4111A1E1">
                 <wp:extent xmlns:wp="http://schemas.openxmlformats.org/drawingml/2006/wordprocessingDrawing" cx="3714750" cy="374650"/>
                 <wp:effectExtent xmlns:wp="http://schemas.openxmlformats.org/drawingml/2006/wordprocessingDrawing" l="0" t="0" r="19050" b="25400"/>
-                <wp:docPr xmlns:wp="http://schemas.openxmlformats.org/drawingml/2006/wordprocessingDrawing" id="1759178498" name="drawing"/>
+                <wp:docPr xmlns:wp="http://schemas.openxmlformats.org/drawingml/2006/wordprocessingDrawing" id="1948643576" name="drawing"/>
                 <wp:cNvGraphicFramePr xmlns:wp="http://schemas.openxmlformats.org/drawingml/2006/wordprocessingDrawing">
                   <a:graphicFrameLocks xmlns:a="http://schemas.openxmlformats.org/drawingml/2006/main"/>
                 </wp:cNvGraphicFramePr>
@@ -242,26 +242,17 @@
     <w:p>
       <w:pPr>
         <w:pStyle w:val="Normal"/>
-      </w:pPr>
-      <w:r>
-        <w:rPr>
-          <w:rFonts w:ascii="Aptos" w:hAnsi="Aptos"/>
+        <w:rPr>
           <w:b w:val="1"/>
           <w:bCs w:val="1"/>
-          <w:sz w:val="24"/>
-          <w:szCs w:val="24"/>
-        </w:rPr>
-        <w:t>Cohort:</w:t>
-      </w:r>
-      <w:r>
-        <w:rPr>
-          <w:rFonts w:ascii="Aptos" w:hAnsi="Aptos"/>
+        </w:rPr>
+      </w:pPr>
+      <w:r>
+        <w:rPr>
           <w:b w:val="1"/>
           <w:bCs w:val="1"/>
-          <w:sz w:val="24"/>
-          <w:szCs w:val="24"/>
-        </w:rPr>
-        <w:t xml:space="preserve">                      </w:t>
+        </w:rPr>
+        <w:t xml:space="preserve">Student email:       </w:t>
       </w:r>
       <w:r>
         <w:rPr>
@@ -270,10 +261,97 @@
         <mc:AlternateContent xmlns:mc="http://schemas.openxmlformats.org/markup-compatibility/2006">
           <mc:Choice xmlns:mc="http://schemas.openxmlformats.org/markup-compatibility/2006" Requires="wps">
             <w:drawing xmlns:w="http://schemas.openxmlformats.org/wordprocessingml/2006/main">
-              <wp:inline xmlns:wp14="http://schemas.microsoft.com/office/word/2010/wordprocessingDrawing" xmlns:wp="http://schemas.openxmlformats.org/drawingml/2006/wordprocessingDrawing" wp14:anchorId="7E212A89" wp14:editId="4E9B27F1">
+              <wp:inline xmlns:wp="http://schemas.openxmlformats.org/drawingml/2006/wordprocessingDrawing" xmlns:wp14="http://schemas.microsoft.com/office/word/2010/wordprocessingDrawing" distT="0" distB="0" distL="0" distR="0" wp14:anchorId="3A0AF2F6" wp14:editId="742DDD56">
+                <wp:extent xmlns:wp="http://schemas.openxmlformats.org/drawingml/2006/wordprocessingDrawing" cx="3587750" cy="279400"/>
+                <wp:effectExtent xmlns:wp="http://schemas.openxmlformats.org/drawingml/2006/wordprocessingDrawing" l="0" t="0" r="12700" b="25400"/>
+                <wp:docPr xmlns:wp="http://schemas.openxmlformats.org/drawingml/2006/wordprocessingDrawing" id="1108020269" name="Rectangle 1"/>
+                <wp:cNvGraphicFramePr xmlns:wp="http://schemas.openxmlformats.org/drawingml/2006/wordprocessingDrawing"/>
+                <a:graphic xmlns:a="http://schemas.openxmlformats.org/drawingml/2006/main">
+                  <a:graphicData uri="http://schemas.microsoft.com/office/word/2010/wordprocessingShape">
+                    <wps:wsp xmlns:wps="http://schemas.microsoft.com/office/word/2010/wordprocessingShape">
+                      <wps:cNvSpPr/>
+                      <wps:spPr>
+                        <a:xfrm>
+                          <a:off x="0" y="0"/>
+                          <a:ext cx="3587750" cy="279400"/>
+                        </a:xfrm>
+                        <a:prstGeom prst="rect">
+                          <a:avLst/>
+                        </a:prstGeom>
+                        <a:solidFill>
+                          <a:schemeClr val="lt1"/>
+                        </a:solidFill>
+                        <a:ln>
+                          <a:solidFill>
+                            <a:srgbClr val="000000"/>
+                          </a:solidFill>
+                        </a:ln>
+                      </wps:spPr>
+                      <wps:txbx>
+                        <w:txbxContent xmlns:w="http://schemas.openxmlformats.org/wordprocessingml/2006/main">
+                          <w:p>
+                            <w:pPr>
+                              <w:rPr>
+                                <w:kern w:val="0"/>
+                                <w:lang w:val="en-US"/>
+                                <w14:ligatures xmlns:w14="http://schemas.microsoft.com/office/word/2010/wordml" w14:val="none"/>
+                              </w:rPr>
+                            </w:pPr>
+                            <w:r>
+                              <w:rPr>
+                                <w:lang w:val="en-US"/>
+                              </w:rPr>
+                              <w:t>cse25-207@thuto.bac.ac.bw</w:t>
+                            </w:r>
+                          </w:p>
+                        </w:txbxContent>
+                      </wps:txbx>
+                      <wps:bodyPr anchor="t"/>
+                    </wps:wsp>
+                  </a:graphicData>
+                </a:graphic>
+              </wp:inline>
+            </w:drawing>
+          </mc:Choice>
+          <mc:Fallback xmlns:mc="http://schemas.openxmlformats.org/markup-compatibility/2006"/>
+        </mc:AlternateContent>
+      </w:r>
+    </w:p>
+    <w:p>
+      <w:pPr>
+        <w:pStyle w:val="Normal"/>
+      </w:pPr>
+      <w:r>
+        <w:rPr>
+          <w:rFonts w:ascii="Aptos" w:hAnsi="Aptos"/>
+          <w:b w:val="1"/>
+          <w:bCs w:val="1"/>
+          <w:sz w:val="24"/>
+          <w:szCs w:val="24"/>
+        </w:rPr>
+        <w:t>Cohort:</w:t>
+      </w:r>
+      <w:r>
+        <w:rPr>
+          <w:rFonts w:ascii="Aptos" w:hAnsi="Aptos"/>
+          <w:b w:val="1"/>
+          <w:bCs w:val="1"/>
+          <w:sz w:val="24"/>
+          <w:szCs w:val="24"/>
+        </w:rPr>
+        <w:t xml:space="preserve">                      </w:t>
+      </w:r>
+      <w:r>
+        <w:rPr>
+          <w:noProof/>
+        </w:rPr>
+        <mc:AlternateContent xmlns:mc="http://schemas.openxmlformats.org/markup-compatibility/2006">
+          <mc:Choice xmlns:mc="http://schemas.openxmlformats.org/markup-compatibility/2006" Requires="wps">
+            <w:drawing xmlns:w="http://schemas.openxmlformats.org/wordprocessingml/2006/main">
+              <wp:inline xmlns:wp14="http://schemas.microsoft.com/office/word/2010/wordprocessingDrawing" xmlns:wp="http://schemas.openxmlformats.org/drawingml/2006/wordprocessingDrawing" wp14:anchorId="5009A2B7" wp14:editId="38802B39">
                 <wp:extent xmlns:wp="http://schemas.openxmlformats.org/drawingml/2006/wordprocessingDrawing" cx="3409950" cy="355600"/>
                 <wp:effectExtent xmlns:wp="http://schemas.openxmlformats.org/drawingml/2006/wordprocessingDrawing" l="0" t="0" r="19050" b="25400"/>
-                <wp:docPr xmlns:wp="http://schemas.openxmlformats.org/drawingml/2006/wordprocessingDrawing" id="85977004" name="drawing"/>
+                <wp:docPr xmlns:wp="http://schemas.openxmlformats.org/drawingml/2006/wordprocessingDrawing" id="866349498" name="drawing"/>
                 <wp:cNvGraphicFramePr xmlns:wp="http://schemas.openxmlformats.org/drawingml/2006/wordprocessingDrawing"/>
                 <a:graphic xmlns:a="http://schemas.openxmlformats.org/drawingml/2006/main">
                   <a:graphicData uri="http://schemas.microsoft.com/office/word/2010/wordprocessingShape">
@@ -374,10 +452,10 @@
         <mc:AlternateContent xmlns:mc="http://schemas.openxmlformats.org/markup-compatibility/2006">
           <mc:Choice xmlns:mc="http://schemas.openxmlformats.org/markup-compatibility/2006" Requires="wps">
             <w:drawing xmlns:w="http://schemas.openxmlformats.org/wordprocessingml/2006/main">
-              <wp:inline xmlns:wp14="http://schemas.microsoft.com/office/word/2010/wordprocessingDrawing" xmlns:wp="http://schemas.openxmlformats.org/drawingml/2006/wordprocessingDrawing" wp14:anchorId="4C52F202" wp14:editId="5EC35F19">
+              <wp:inline xmlns:wp14="http://schemas.microsoft.com/office/word/2010/wordprocessingDrawing" xmlns:wp="http://schemas.openxmlformats.org/drawingml/2006/wordprocessingDrawing" wp14:anchorId="5F547350" wp14:editId="39C121C1">
                 <wp:extent xmlns:wp="http://schemas.openxmlformats.org/drawingml/2006/wordprocessingDrawing" cx="4140200" cy="361950"/>
                 <wp:effectExtent xmlns:wp="http://schemas.openxmlformats.org/drawingml/2006/wordprocessingDrawing" l="0" t="0" r="12700" b="19050"/>
-                <wp:docPr xmlns:wp="http://schemas.openxmlformats.org/drawingml/2006/wordprocessingDrawing" id="6351004" name="drawing"/>
+                <wp:docPr xmlns:wp="http://schemas.openxmlformats.org/drawingml/2006/wordprocessingDrawing" id="764411915" name="drawing"/>
                 <wp:cNvGraphicFramePr xmlns:wp="http://schemas.openxmlformats.org/drawingml/2006/wordprocessingDrawing">
                   <a:graphicFrameLocks xmlns:a="http://schemas.openxmlformats.org/drawingml/2006/main"/>
                 </wp:cNvGraphicFramePr>
@@ -437,17 +515,7 @@
     </w:p>
     <w:p>
       <w:pPr>
-        <w:rPr>
-          <w:rFonts w:ascii="Aptos" w:hAnsi="Aptos"/>
-          <w:b w:val="0"/>
-          <w:bCs w:val="0"/>
-          <w:sz w:val="24"/>
-          <w:szCs w:val="24"/>
-        </w:rPr>
-      </w:pPr>
-    </w:p>
-    <w:p>
-      <w:pPr>
+        <w:pStyle w:val="Normal"/>
         <w:rPr>
           <w:rFonts w:ascii="Aptos" w:hAnsi="Aptos"/>
           <w:b w:val="1"/>
@@ -483,10 +551,10 @@
         <mc:AlternateContent xmlns:mc="http://schemas.openxmlformats.org/markup-compatibility/2006">
           <mc:Choice xmlns:mc="http://schemas.openxmlformats.org/markup-compatibility/2006" Requires="wps">
             <w:drawing xmlns:w="http://schemas.openxmlformats.org/wordprocessingml/2006/main">
-              <wp:inline xmlns:wp14="http://schemas.microsoft.com/office/word/2010/wordprocessingDrawing" xmlns:wp="http://schemas.openxmlformats.org/drawingml/2006/wordprocessingDrawing" wp14:anchorId="3E2AE96C" wp14:editId="68A4A4C1">
+              <wp:inline xmlns:wp14="http://schemas.microsoft.com/office/word/2010/wordprocessingDrawing" xmlns:wp="http://schemas.openxmlformats.org/drawingml/2006/wordprocessingDrawing" wp14:anchorId="50B214C5" wp14:editId="2B1EB5A2">
                 <wp:extent xmlns:wp="http://schemas.openxmlformats.org/drawingml/2006/wordprocessingDrawing" cx="4006850" cy="374650"/>
                 <wp:effectExtent xmlns:wp="http://schemas.openxmlformats.org/drawingml/2006/wordprocessingDrawing" l="0" t="0" r="12700" b="25400"/>
-                <wp:docPr xmlns:wp="http://schemas.openxmlformats.org/drawingml/2006/wordprocessingDrawing" id="64428443" name="drawing"/>
+                <wp:docPr xmlns:wp="http://schemas.openxmlformats.org/drawingml/2006/wordprocessingDrawing" id="756873204" name="drawing"/>
                 <wp:cNvGraphicFramePr xmlns:wp="http://schemas.openxmlformats.org/drawingml/2006/wordprocessingDrawing">
                   <a:graphicFrameLocks xmlns:a="http://schemas.openxmlformats.org/drawingml/2006/main"/>
                 </wp:cNvGraphicFramePr>
@@ -570,7 +638,27 @@
           <w:sz w:val="24"/>
           <w:szCs w:val="24"/>
         </w:rPr>
-        <w:t>Programme Study:</w:t>
+        <w:t xml:space="preserve">Programme </w:t>
+      </w:r>
+      <w:r>
+        <w:rPr>
+          <w:rFonts w:ascii="Aptos" w:hAnsi="Aptos"/>
+          <w:b w:val="1"/>
+          <w:bCs w:val="1"/>
+          <w:sz w:val="24"/>
+          <w:szCs w:val="24"/>
+        </w:rPr>
+        <w:t>Study:</w:t>
+      </w:r>
+      <w:r>
+        <w:rPr>
+          <w:rFonts w:ascii="Aptos" w:hAnsi="Aptos"/>
+          <w:b w:val="1"/>
+          <w:bCs w:val="1"/>
+          <w:sz w:val="24"/>
+          <w:szCs w:val="24"/>
+        </w:rPr>
+        <w:t xml:space="preserve"> </w:t>
       </w:r>
       <w:r>
         <w:rPr>
@@ -579,10 +667,10 @@
         <mc:AlternateContent xmlns:mc="http://schemas.openxmlformats.org/markup-compatibility/2006">
           <mc:Choice xmlns:mc="http://schemas.openxmlformats.org/markup-compatibility/2006" Requires="wps">
             <w:drawing xmlns:w="http://schemas.openxmlformats.org/wordprocessingml/2006/main">
-              <wp:inline xmlns:wp14="http://schemas.microsoft.com/office/word/2010/wordprocessingDrawing" xmlns:wp="http://schemas.openxmlformats.org/drawingml/2006/wordprocessingDrawing" wp14:anchorId="768D456C" wp14:editId="37D205E7">
+              <wp:inline xmlns:wp14="http://schemas.microsoft.com/office/word/2010/wordprocessingDrawing" xmlns:wp="http://schemas.openxmlformats.org/drawingml/2006/wordprocessingDrawing" wp14:anchorId="1E6223C9" wp14:editId="1752297C">
                 <wp:extent xmlns:wp="http://schemas.openxmlformats.org/drawingml/2006/wordprocessingDrawing" cx="3606800" cy="330200"/>
                 <wp:effectExtent xmlns:wp="http://schemas.openxmlformats.org/drawingml/2006/wordprocessingDrawing" l="0" t="0" r="12700" b="12700"/>
-                <wp:docPr xmlns:wp="http://schemas.openxmlformats.org/drawingml/2006/wordprocessingDrawing" id="748003712" name="drawing"/>
+                <wp:docPr xmlns:wp="http://schemas.openxmlformats.org/drawingml/2006/wordprocessingDrawing" id="201619213" name="drawing"/>
                 <wp:cNvGraphicFramePr xmlns:wp="http://schemas.openxmlformats.org/drawingml/2006/wordprocessingDrawing">
                   <a:graphicFrameLocks xmlns:a="http://schemas.openxmlformats.org/drawingml/2006/main"/>
                 </wp:cNvGraphicFramePr>
@@ -639,6 +727,60 @@
     </w:p>
     <w:p>
       <w:pPr>
+        <w:pStyle w:val="Normal"/>
+        <w:rPr>
+          <w:rFonts w:ascii="Aptos" w:hAnsi="Aptos"/>
+          <w:b w:val="1"/>
+          <w:bCs w:val="1"/>
+          <w:sz w:val="24"/>
+          <w:szCs w:val="24"/>
+        </w:rPr>
+      </w:pPr>
+      <w:r>
+        <w:rPr>
+          <w:rFonts w:ascii="Aptos" w:hAnsi="Aptos"/>
+          <w:b w:val="1"/>
+          <w:bCs w:val="1"/>
+          <w:sz w:val="24"/>
+          <w:szCs w:val="24"/>
+        </w:rPr>
+        <w:t>Year of</w:t>
+      </w:r>
+      <w:r>
+        <w:rPr>
+          <w:rFonts w:ascii="Aptos" w:hAnsi="Aptos"/>
+          <w:b w:val="1"/>
+          <w:bCs w:val="1"/>
+          <w:sz w:val="24"/>
+          <w:szCs w:val="24"/>
+        </w:rPr>
+        <w:t xml:space="preserve"> Study:      </w:t>
+      </w:r>
+    </w:p>
+    <w:p>
+      <w:pPr>
+        <w:pStyle w:val="Normal"/>
+        <w:rPr>
+          <w:rFonts w:ascii="Aptos" w:hAnsi="Aptos"/>
+          <w:b w:val="1"/>
+          <w:bCs w:val="1"/>
+          <w:sz w:val="24"/>
+          <w:szCs w:val="24"/>
+        </w:rPr>
+      </w:pPr>
+      <w:r>
+        <w:rPr>
+          <w:rFonts w:ascii="Aptos" w:hAnsi="Aptos"/>
+          <w:b w:val="1"/>
+          <w:bCs w:val="1"/>
+          <w:sz w:val="24"/>
+          <w:szCs w:val="24"/>
+        </w:rPr>
+        <w:t>Intellectual property Statement</w:t>
+      </w:r>
+    </w:p>
+    <w:p>
+      <w:pPr>
         <w:rPr>
           <w:rFonts w:ascii="Aptos" w:hAnsi="Aptos"/>
           <w:b w:val="0"/>
@@ -647,116 +789,7 @@
           <w:szCs w:val="24"/>
         </w:rPr>
       </w:pPr>
-    </w:p>
-    <w:p>
-      <w:pPr>
-        <w:rPr>
-          <w:rFonts w:ascii="Aptos" w:hAnsi="Aptos"/>
-          <w:b w:val="1"/>
-          <w:bCs w:val="1"/>
-          <w:sz w:val="24"/>
-          <w:szCs w:val="24"/>
-        </w:rPr>
-      </w:pPr>
-      <w:r>
-        <w:rPr>
-          <w:rFonts w:ascii="Aptos" w:hAnsi="Aptos"/>
-          <w:b w:val="1"/>
-          <w:bCs w:val="1"/>
-          <w:sz w:val="24"/>
-          <w:szCs w:val="24"/>
-        </w:rPr>
-        <w:t>Year of Study:</w:t>
-      </w:r>
-      <w:r>
-        <w:rPr>
-          <w:noProof/>
-        </w:rPr>
-        <mc:AlternateContent xmlns:mc="http://schemas.openxmlformats.org/markup-compatibility/2006">
-          <mc:Choice xmlns:mc="http://schemas.openxmlformats.org/markup-compatibility/2006" Requires="wps">
-            <w:drawing xmlns:w="http://schemas.openxmlformats.org/wordprocessingml/2006/main">
-              <wp:inline xmlns:wp14="http://schemas.microsoft.com/office/word/2010/wordprocessingDrawing" xmlns:wp="http://schemas.openxmlformats.org/drawingml/2006/wordprocessingDrawing" wp14:anchorId="2E90C17A" wp14:editId="36E9CDA9">
-                <wp:extent xmlns:wp="http://schemas.openxmlformats.org/drawingml/2006/wordprocessingDrawing" cx="3371850" cy="317500"/>
-                <wp:effectExtent xmlns:wp="http://schemas.openxmlformats.org/drawingml/2006/wordprocessingDrawing" l="0" t="0" r="19050" b="25400"/>
-                <wp:docPr xmlns:wp="http://schemas.openxmlformats.org/drawingml/2006/wordprocessingDrawing" id="1036648564" name="drawing"/>
-                <wp:cNvGraphicFramePr xmlns:wp="http://schemas.openxmlformats.org/drawingml/2006/wordprocessingDrawing">
-                  <a:graphicFrameLocks xmlns:a="http://schemas.openxmlformats.org/drawingml/2006/main"/>
-                </wp:cNvGraphicFramePr>
-                <a:graphic xmlns:a="http://schemas.openxmlformats.org/drawingml/2006/main">
-                  <a:graphicData uri="http://schemas.microsoft.com/office/word/2010/wordprocessingShape">
-                    <wps:wsp xmlns:wps="http://schemas.microsoft.com/office/word/2010/wordprocessingShape">
-                      <wps:cNvSpPr/>
-                      <wps:spPr>
-                        <a:xfrm>
-                          <a:off x="0" y="0"/>
-                          <a:ext cx="3371850" cy="317500"/>
-                        </a:xfrm>
-                        <a:prstGeom prst="rect">
-                          <a:avLst/>
-                        </a:prstGeom>
-                        <a:solidFill>
-                          <a:schemeClr val="lt1"/>
-                        </a:solidFill>
-                        <a:ln>
-                          <a:solidFill>
-                            <a:srgbClr val="000000"/>
-                          </a:solidFill>
-                        </a:ln>
-                      </wps:spPr>
-                      <wps:txbx>
-                        <w:txbxContent xmlns:w="http://schemas.openxmlformats.org/wordprocessingml/2006/main">
-                          <w:p>
-                            <w:pPr>
-                              <w:rPr>
-                                <w:kern w:val="0"/>
-                                <w:lang w:val="en-US"/>
-                                <w14:ligatures xmlns:w14="http://schemas.microsoft.com/office/word/2010/wordml" w14:val="none"/>
-                              </w:rPr>
-                            </w:pPr>
-                            <w:r>
-                              <w:rPr>
-                                <w:lang w:val="en-US"/>
-                              </w:rPr>
-                              <w:t>Year 1</w:t>
-                            </w:r>
-                          </w:p>
-                        </w:txbxContent>
-                      </wps:txbx>
-                      <wps:bodyPr anchor="t"/>
-                    </wps:wsp>
-                  </a:graphicData>
-                </a:graphic>
-              </wp:inline>
-            </w:drawing>
-          </mc:Choice>
-          <mc:Fallback xmlns:mc="http://schemas.openxmlformats.org/markup-compatibility/2006"/>
-        </mc:AlternateContent>
-      </w:r>
-    </w:p>
-    <w:p>
-      <w:pPr>
-        <w:pStyle w:val="Normal"/>
-        <w:rPr>
-          <w:rFonts w:ascii="Aptos" w:hAnsi="Aptos"/>
-          <w:b w:val="1"/>
-          <w:bCs w:val="1"/>
-          <w:sz w:val="24"/>
-          <w:szCs w:val="24"/>
-        </w:rPr>
-      </w:pPr>
-      <w:r>
-        <w:rPr>
-          <w:rFonts w:ascii="Aptos" w:hAnsi="Aptos"/>
-          <w:b w:val="1"/>
-          <w:bCs w:val="1"/>
-          <w:sz w:val="24"/>
-          <w:szCs w:val="24"/>
-        </w:rPr>
-        <w:t>Intellectual property Statement</w:t>
-      </w:r>
-    </w:p>
-    <w:p>
-      <w:pPr>
+      <w:r>
         <w:rPr>
           <w:rFonts w:ascii="Aptos" w:hAnsi="Aptos"/>
           <w:b w:val="0"/>
@@ -764,7 +797,8 @@
           <w:sz w:val="24"/>
           <w:szCs w:val="24"/>
         </w:rPr>
-      </w:pPr>
+        <w:t xml:space="preserve">By checking the box below, I certify that this assignment is my own work and is free from </w:t>
+      </w:r>
       <w:r>
         <w:rPr>
           <w:rFonts w:ascii="Aptos" w:hAnsi="Aptos"/>
@@ -773,7 +807,7 @@
           <w:sz w:val="24"/>
           <w:szCs w:val="24"/>
         </w:rPr>
-        <w:t>By checking the box below, I certify that this assignment is my own work and is free from plagarism</w:t>
+        <w:t>plagiarism</w:t>
       </w:r>
       <w:r>
         <w:rPr>
@@ -783,7 +817,27 @@
           <w:sz w:val="24"/>
           <w:szCs w:val="24"/>
         </w:rPr>
-        <w:t xml:space="preserve">. I undferstand that the assignment </w:t>
+        <w:t xml:space="preserve">. I </w:t>
+      </w:r>
+      <w:r>
+        <w:rPr>
+          <w:rFonts w:ascii="Aptos" w:hAnsi="Aptos"/>
+          <w:b w:val="0"/>
+          <w:bCs w:val="0"/>
+          <w:sz w:val="24"/>
+          <w:szCs w:val="24"/>
+        </w:rPr>
+        <w:t>understand</w:t>
+      </w:r>
+      <w:r>
+        <w:rPr>
+          <w:rFonts w:ascii="Aptos" w:hAnsi="Aptos"/>
+          <w:b w:val="0"/>
+          <w:bCs w:val="0"/>
+          <w:sz w:val="24"/>
+          <w:szCs w:val="24"/>
+        </w:rPr>
+        <w:t xml:space="preserve"> that the assignment </w:t>
       </w:r>
       <w:r>
         <w:rPr>
@@ -1105,10 +1159,10 @@
         <mc:AlternateContent xmlns:mc="http://schemas.openxmlformats.org/markup-compatibility/2006">
           <mc:Choice xmlns:mc="http://schemas.openxmlformats.org/markup-compatibility/2006" Requires="wpg">
             <w:drawing xmlns:w="http://schemas.openxmlformats.org/wordprocessingml/2006/main">
-              <wp:inline xmlns:wp14="http://schemas.microsoft.com/office/word/2010/wordprocessingDrawing" xmlns:wp="http://schemas.openxmlformats.org/drawingml/2006/wordprocessingDrawing" wp14:anchorId="267DADC5" wp14:editId="17CCA10E">
+              <wp:inline xmlns:wp14="http://schemas.microsoft.com/office/word/2010/wordprocessingDrawing" xmlns:wp="http://schemas.openxmlformats.org/drawingml/2006/wordprocessingDrawing" wp14:anchorId="457367D8" wp14:editId="02776529">
                 <wp:extent xmlns:wp="http://schemas.openxmlformats.org/drawingml/2006/wordprocessingDrawing" cx="190500" cy="165100"/>
                 <wp:effectExtent xmlns:wp="http://schemas.openxmlformats.org/drawingml/2006/wordprocessingDrawing" l="19050" t="38100" r="38100" b="44450"/>
-                <wp:docPr xmlns:wp="http://schemas.openxmlformats.org/drawingml/2006/wordprocessingDrawing" id="1554301703" name="drawing"/>
+                <wp:docPr xmlns:wp="http://schemas.openxmlformats.org/drawingml/2006/wordprocessingDrawing" id="524082072" name="drawing"/>
                 <wp:cNvGraphicFramePr xmlns:wp="http://schemas.openxmlformats.org/drawingml/2006/wordprocessingDrawing">
                   <a:graphicFrameLocks xmlns:a="http://schemas.openxmlformats.org/drawingml/2006/main"/>
                 </wp:cNvGraphicFramePr>
@@ -1218,7 +1272,10 @@
           <w:szCs w:val="32"/>
         </w:rPr>
       </w:pPr>
-      <w:r>
+    </w:p>
+    <w:p>
+      <w:pPr>
+        <w:pStyle w:val="Normal"/>
         <w:rPr>
           <w:rFonts w:ascii="Aptos" w:hAnsi="Aptos"/>
           <w:b w:val="1"/>
@@ -1226,7 +1283,26 @@
           <w:sz w:val="32"/>
           <w:szCs w:val="32"/>
         </w:rPr>
-        <w:t>Website Specifications</w:t>
+      </w:pPr>
+      <w:r>
+        <w:rPr>
+          <w:rFonts w:ascii="Aptos" w:hAnsi="Aptos"/>
+          <w:b w:val="1"/>
+          <w:bCs w:val="1"/>
+          <w:sz w:val="32"/>
+          <w:szCs w:val="32"/>
+        </w:rPr>
+        <w:t xml:space="preserve">Web </w:t>
+      </w:r>
+      <w:r>
+        <w:rPr>
+          <w:rFonts w:ascii="Aptos" w:hAnsi="Aptos"/>
+          <w:b w:val="1"/>
+          <w:bCs w:val="1"/>
+          <w:sz w:val="32"/>
+          <w:szCs w:val="32"/>
+        </w:rPr>
+        <w:t>Specifications</w:t>
       </w:r>
     </w:p>
     <w:p>
@@ -2695,10 +2771,10 @@
         <mc:AlternateContent xmlns:mc="http://schemas.openxmlformats.org/markup-compatibility/2006">
           <mc:Choice xmlns:mc="http://schemas.openxmlformats.org/markup-compatibility/2006" Requires="wpg">
             <w:drawing xmlns:w="http://schemas.openxmlformats.org/wordprocessingml/2006/main">
-              <wp:inline xmlns:wp14="http://schemas.microsoft.com/office/word/2010/wordprocessingDrawing" xmlns:wp="http://schemas.openxmlformats.org/drawingml/2006/wordprocessingDrawing" distT="0" distB="0" distL="0" distR="0" wp14:anchorId="13F8D3BF" wp14:editId="1CAA5542">
+              <wp:inline xmlns:wp14="http://schemas.microsoft.com/office/word/2010/wordprocessingDrawing" xmlns:wp="http://schemas.openxmlformats.org/drawingml/2006/wordprocessingDrawing" distT="0" distB="0" distL="0" distR="0" wp14:anchorId="015DD5F6" wp14:editId="68D4389B">
                 <wp:extent xmlns:wp="http://schemas.openxmlformats.org/drawingml/2006/wordprocessingDrawing" cx="6153785" cy="2902585"/>
                 <wp:effectExtent xmlns:wp="http://schemas.openxmlformats.org/drawingml/2006/wordprocessingDrawing" l="0" t="0" r="18415" b="12065"/>
-                <wp:docPr xmlns:wp="http://schemas.openxmlformats.org/drawingml/2006/wordprocessingDrawing" id="1025017391" name="Group 1"/>
+                <wp:docPr xmlns:wp="http://schemas.openxmlformats.org/drawingml/2006/wordprocessingDrawing" id="2052908600" name="Group 1"/>
                 <wp:cNvGraphicFramePr xmlns:wp="http://schemas.openxmlformats.org/drawingml/2006/wordprocessingDrawing"/>
                 <a:graphic xmlns:a="http://schemas.openxmlformats.org/drawingml/2006/main">
                   <a:graphicData uri="http://schemas.microsoft.com/office/word/2010/wordprocessingGroup">
@@ -3204,10 +3280,10 @@
         <mc:AlternateContent xmlns:mc="http://schemas.openxmlformats.org/markup-compatibility/2006">
           <mc:Choice xmlns:mc="http://schemas.openxmlformats.org/markup-compatibility/2006" Requires="wpg">
             <w:drawing xmlns:w="http://schemas.openxmlformats.org/wordprocessingml/2006/main">
-              <wp:inline xmlns:wp="http://schemas.openxmlformats.org/drawingml/2006/wordprocessingDrawing" xmlns:wp14="http://schemas.microsoft.com/office/word/2010/wordprocessingDrawing" distT="0" distB="0" distL="0" distR="0" wp14:anchorId="16ADA8AA" wp14:editId="46441345">
+              <wp:inline xmlns:wp="http://schemas.openxmlformats.org/drawingml/2006/wordprocessingDrawing" xmlns:wp14="http://schemas.microsoft.com/office/word/2010/wordprocessingDrawing" distT="0" distB="0" distL="0" distR="0" wp14:anchorId="4ED0AB16" wp14:editId="0226A17E">
                 <wp:extent xmlns:wp="http://schemas.openxmlformats.org/drawingml/2006/wordprocessingDrawing" cx="4145280" cy="4130675"/>
                 <wp:effectExtent xmlns:wp="http://schemas.openxmlformats.org/drawingml/2006/wordprocessingDrawing" l="0" t="0" r="26670" b="22225"/>
-                <wp:docPr xmlns:wp="http://schemas.openxmlformats.org/drawingml/2006/wordprocessingDrawing" id="1570236905" name="Group 1"/>
+                <wp:docPr xmlns:wp="http://schemas.openxmlformats.org/drawingml/2006/wordprocessingDrawing" id="1966341840" name="Group 1"/>
                 <wp:cNvGraphicFramePr xmlns:wp="http://schemas.openxmlformats.org/drawingml/2006/wordprocessingDrawing"/>
                 <a:graphic xmlns:a="http://schemas.openxmlformats.org/drawingml/2006/main">
                   <a:graphicData uri="http://schemas.microsoft.com/office/word/2010/wordprocessingGroup">
@@ -5352,7 +5428,7 @@
     <w:next w:val="Normal"/>
     <w:unhideWhenUsed/>
     <w:qFormat/>
-    <w:rsid w:val="3603A987"/>
+    <w:rsid w:val="2B5ACB45"/>
     <w:rPr>
       <w:rFonts w:eastAsia="ＭＳ ゴシック" w:cs="Times New Roman" w:eastAsiaTheme="majorEastAsia" w:cstheme="majorBidi"/>
       <w:color w:val="0F4761" w:themeColor="accent1" w:themeTint="FF" w:themeShade="BF"/>
@@ -5371,7 +5447,7 @@
     <w:name w:val="List Paragraph"/>
     <w:basedOn w:val="Normal"/>
     <w:qFormat/>
-    <w:rsid w:val="3603A987"/>
+    <w:rsid w:val="2B5ACB45"/>
     <w:pPr>
       <w:spacing/>
       <w:ind w:left="720"/>
